--- a/eng/docx/25.content.docx
+++ b/eng/docx/25.content.docx
@@ -136,13 +136,6 @@
         <w:rPr>
           <w:lang w:val="en_US" w:bidi="en_US"/>
         </w:rPr>
-      </w:r>
-      <w:r>
-        <w:rPr>
-          <w:i/>
-          <w:lang w:val="en_US" w:bidi="en_US"/>
-        </w:rPr>
-        <w:t>Lamentations 1:1, Lamentations 1:3, Lamentations 1:5, Lamentations 1:6, Lamentations 1:7, Lamentations 1:8, Lamentations 1:10, Lamentations 1:11, Lamentations 1:13, Lamentations 1:14, Lamentations 1:15, Lamentations 1:16, Lamentations 1:18, Lamentations 1:19, Lamentations 1:20, Lamentations 1:21, Lamentations 1:22, Lamentations 2:1–2, Lamentations 2:3–4, Lamentations 2:5–6, Lamentations 2:7, Lamentations 2:9, Lamentations 2:10, Lamentations 2:11–12, Lamentations 2:15–16, Lamentations 2:18–19, Lamentations 2:20, Lamentations 2:21–22, Lamentations 3:3, Lamentations 3:7, Lamentations 3:10, Lamentations 3:14, Lamentations 3:17, Lamentations 3:19–20, Lamentations 3:23, Lamentations 3:25–26, Lamentations 3:26–28, Lamentations 3:32, Lamentations 3:33, Lamentations 3:38, Lamentations 3:40–41, Lamentations 3:42, Lamentations 3:45, Lamentations 3:48–49, Lamentations 3:52–54, Lamentations 3:55–57, Lamentations 3:59, Lamentations 3:63, Lamentations 3:64, Lamentations 3:66, Lamentations 4:1, Lamentations 4:2, Lamentations 4:3, Lamentations 4:4, Lamentations 4:5, Lamentations 4:6, Lamentations 4:7–8, Lamentations 4:9, Lamentations 4:10, Lamentations 4:11, Lamentations 4:12, Lamentations 4:13, Lamentations 4:14, Lamentations 4:15, Lamentations 4:15 (#2), Lamentations 4:16, Lamentations 4:16 (#2), Lamentations 4:17, Lamentations 4:18, Lamentations 4:18 (#2), Lamentations 4:19, Lamentations 4:20, Lamentations 4:21, Lamentations 4:22, Lamentations 4:22 (#2), Lamentations 5:1, Lamentations 5:2, Lamentations 5:5–6, Lamentations 5:7, Lamentations 5:8, Lamentations 5:9, Lamentations 5:10, Lamentations 5:11, Lamentations 5:12, Lamentations 5:13, Lamentations 5:14, Lamentations 5:15–16, Lamentations 5:17, Lamentations 5:19, Lamentations 5:20–21</w:t>
       </w:r>
       <w:r>
         <w:rPr>

--- a/eng/docx/25.content.docx
+++ b/eng/docx/25.content.docx
@@ -123,19 +123,6 @@
           <w:lang w:val="en_US" w:bidi="en_US"/>
         </w:rPr>
         <w:t>LAM</w:t>
-      </w:r>
-      <w:r>
-        <w:rPr>
-          <w:lang w:val="en_US" w:bidi="en_US"/>
-        </w:rPr>
-      </w:r>
-    </w:p>
-    <w:p>
-      <w:pPr/>
-      <w:r>
-        <w:rPr>
-          <w:lang w:val="en_US" w:bidi="en_US"/>
-        </w:rPr>
       </w:r>
       <w:r>
         <w:rPr>

--- a/eng/docx/25.content.docx
+++ b/eng/docx/25.content.docx
@@ -19,7 +19,7 @@
         <w:rPr>
           <w:lang w:val="en_US" w:bidi="en_US"/>
         </w:rPr>
-        <w:t>Resource: Translation Questions (unfoldingWord)</w:t>
+        <w:t>Resource: unfoldingWord® Translation Questions</w:t>
       </w:r>
       <w:r>
         <w:rPr>
@@ -85,7 +85,7 @@
         <w:rPr>
           <w:lang w:val="en_US" w:bidi="en_US"/>
         </w:rPr>
-        <w:t>Translation Questions (unfoldingWord)</w:t>
+        <w:t>unfoldingWord® Translation Questions</w:t>
       </w:r>
     </w:p>
     <w:p>

--- a/eng/docx/25.content.docx
+++ b/eng/docx/25.content.docx
@@ -185,7 +185,7 @@
         <w:rPr>
           <w:lang w:val="en_US" w:bidi="en_US"/>
         </w:rPr>
-        <w:t>Lamentations 1:1</w:t>
+        <w:t>Lamentations 1:1 (#1)</w:t>
       </w:r>
       <w:r>
         <w:rPr>
@@ -205,21 +205,21 @@
           <w:b/>
           <w:lang w:val="en_US" w:bidi="en_US"/>
         </w:rPr>
-        <w:t>What has the city of Jerusalem become like even though she was once a mighty nation?</w:t>
-      </w:r>
-    </w:p>
-    <w:p>
-      <w:pPr/>
-      <w:r>
-        <w:rPr>
-          <w:lang w:val="en_US" w:bidi="en_US"/>
-        </w:rPr>
-      </w:r>
-      <w:r>
-        <w:rPr>
-          <w:lang w:val="en_US" w:bidi="en_US"/>
-        </w:rPr>
-        <w:t>The city has become like a widow.</w:t>
+        <w:t>What has the city become like even though she was once great among the nations?</w:t>
+      </w:r>
+    </w:p>
+    <w:p>
+      <w:pPr/>
+      <w:r>
+        <w:rPr>
+          <w:lang w:val="en_US" w:bidi="en_US"/>
+        </w:rPr>
+      </w:r>
+      <w:r>
+        <w:rPr>
+          <w:lang w:val="en_US" w:bidi="en_US"/>
+        </w:rPr>
+        <w:t>The city has become like a widow, alone and without protection.</w:t>
       </w:r>
       <w:r>
         <w:rPr>
@@ -248,7 +248,7 @@
         <w:rPr>
           <w:lang w:val="en_US" w:bidi="en_US"/>
         </w:rPr>
-        <w:t>Lamentations 1:3</w:t>
+        <w:t>Lamentations 1:3 (#1)</w:t>
       </w:r>
       <w:r>
         <w:rPr>
@@ -311,7 +311,7 @@
         <w:rPr>
           <w:lang w:val="en_US" w:bidi="en_US"/>
         </w:rPr>
-        <w:t>Lamentations 1:5</w:t>
+        <w:t>Lamentations 1:5 (#1)</w:t>
       </w:r>
       <w:r>
         <w:rPr>
@@ -331,21 +331,21 @@
           <w:b/>
           <w:lang w:val="en_US" w:bidi="en_US"/>
         </w:rPr>
-        <w:t>Why has Yahweh afflicted the city of Jerusalem?</w:t>
-      </w:r>
-    </w:p>
-    <w:p>
-      <w:pPr/>
-      <w:r>
-        <w:rPr>
-          <w:lang w:val="en_US" w:bidi="en_US"/>
-        </w:rPr>
-      </w:r>
-      <w:r>
-        <w:rPr>
-          <w:lang w:val="en_US" w:bidi="en_US"/>
-        </w:rPr>
-        <w:t>Yahweh has afflicted the city of Jerusalem because of her many sins.</w:t>
+        <w:t>Why has Yahweh afflicted Jerusalem?</w:t>
+      </w:r>
+    </w:p>
+    <w:p>
+      <w:pPr/>
+      <w:r>
+        <w:rPr>
+          <w:lang w:val="en_US" w:bidi="en_US"/>
+        </w:rPr>
+      </w:r>
+      <w:r>
+        <w:rPr>
+          <w:lang w:val="en_US" w:bidi="en_US"/>
+        </w:rPr>
+        <w:t>Yahweh has afflicted Jerusalem because of her many transgressions.</w:t>
       </w:r>
       <w:r>
         <w:rPr>
@@ -374,7 +374,7 @@
         <w:rPr>
           <w:lang w:val="en_US" w:bidi="en_US"/>
         </w:rPr>
-        <w:t>Lamentations 1:6</w:t>
+        <w:t>Lamentations 1:6 (#1)</w:t>
       </w:r>
       <w:r>
         <w:rPr>
@@ -408,7 +408,7 @@
         <w:rPr>
           <w:lang w:val="en_US" w:bidi="en_US"/>
         </w:rPr>
-        <w:t>Beauty has left the daughter of Zion.</w:t>
+        <w:t>All of her majesty and beauty have left the daughter of Zion.</w:t>
       </w:r>
       <w:r>
         <w:rPr>
@@ -437,7 +437,7 @@
         <w:rPr>
           <w:lang w:val="en_US" w:bidi="en_US"/>
         </w:rPr>
-        <w:t>Lamentations 1:7</w:t>
+        <w:t>Lamentations 1:7 (#1)</w:t>
       </w:r>
       <w:r>
         <w:rPr>
@@ -457,21 +457,21 @@
           <w:b/>
           <w:lang w:val="en_US" w:bidi="en_US"/>
         </w:rPr>
-        <w:t>What did Jerusalem have in former days that she now calls to mind?</w:t>
-      </w:r>
-    </w:p>
-    <w:p>
-      <w:pPr/>
-      <w:r>
-        <w:rPr>
-          <w:lang w:val="en_US" w:bidi="en_US"/>
-        </w:rPr>
-      </w:r>
-      <w:r>
-        <w:rPr>
-          <w:lang w:val="en_US" w:bidi="en_US"/>
-        </w:rPr>
-        <w:t>Jerusalem recalls all her precious treasures that she had in former days.</w:t>
+        <w:t>What did Jerusalem remember in the days of her affliction?</w:t>
+      </w:r>
+    </w:p>
+    <w:p>
+      <w:pPr/>
+      <w:r>
+        <w:rPr>
+          <w:lang w:val="en_US" w:bidi="en_US"/>
+        </w:rPr>
+      </w:r>
+      <w:r>
+        <w:rPr>
+          <w:lang w:val="en_US" w:bidi="en_US"/>
+        </w:rPr>
+        <w:t>Jerusalem remembered all of her precious things that she had in former times.</w:t>
       </w:r>
       <w:r>
         <w:rPr>
@@ -500,7 +500,7 @@
         <w:rPr>
           <w:lang w:val="en_US" w:bidi="en_US"/>
         </w:rPr>
-        <w:t>Lamentations 1:8</w:t>
+        <w:t>Lamentations 1:8 (#1)</w:t>
       </w:r>
       <w:r>
         <w:rPr>
@@ -520,21 +520,21 @@
           <w:b/>
           <w:lang w:val="en_US" w:bidi="en_US"/>
         </w:rPr>
-        <w:t>Because Jerusalem sinned greatly, what has she become like?</w:t>
-      </w:r>
-    </w:p>
-    <w:p>
-      <w:pPr/>
-      <w:r>
-        <w:rPr>
-          <w:lang w:val="en_US" w:bidi="en_US"/>
-        </w:rPr>
-      </w:r>
-      <w:r>
-        <w:rPr>
-          <w:lang w:val="en_US" w:bidi="en_US"/>
-        </w:rPr>
-        <w:t>Jerusalem has become like a menstrual rag.</w:t>
+        <w:t>Because Jerusalem sinned greatly, what is the result?</w:t>
+      </w:r>
+    </w:p>
+    <w:p>
+      <w:pPr/>
+      <w:r>
+        <w:rPr>
+          <w:lang w:val="en_US" w:bidi="en_US"/>
+        </w:rPr>
+      </w:r>
+      <w:r>
+        <w:rPr>
+          <w:lang w:val="en_US" w:bidi="en_US"/>
+        </w:rPr>
+        <w:t>Jerusalem is now regarded as something abhorrent and defiled.</w:t>
       </w:r>
       <w:r>
         <w:rPr>
@@ -563,7 +563,7 @@
         <w:rPr>
           <w:lang w:val="en_US" w:bidi="en_US"/>
         </w:rPr>
-        <w:t>Lamentations 1:10</w:t>
+        <w:t>Lamentations 1:10 (#1)</w:t>
       </w:r>
       <w:r>
         <w:rPr>
@@ -583,7 +583,7 @@
           <w:b/>
           <w:lang w:val="en_US" w:bidi="en_US"/>
         </w:rPr>
-        <w:t>What has Jerusalem seen enter her sanctuary even though Yahweh had commanded that they must not enter?</w:t>
+        <w:t>Who has Jerusalem seen enter her sanctuary even though Yahweh commanded that they must not enter?</w:t>
       </w:r>
     </w:p>
     <w:p>
@@ -626,7 +626,7 @@
         <w:rPr>
           <w:lang w:val="en_US" w:bidi="en_US"/>
         </w:rPr>
-        <w:t>Lamentations 1:11</w:t>
+        <w:t>Lamentations 1:11 (#1)</w:t>
       </w:r>
       <w:r>
         <w:rPr>
@@ -689,7 +689,7 @@
         <w:rPr>
           <w:lang w:val="en_US" w:bidi="en_US"/>
         </w:rPr>
-        <w:t>Lamentations 1:13</w:t>
+        <w:t>Lamentations 1:13 (#1)</w:t>
       </w:r>
       <w:r>
         <w:rPr>
@@ -709,21 +709,21 @@
           <w:b/>
           <w:lang w:val="en_US" w:bidi="en_US"/>
         </w:rPr>
-        <w:t>What has Yahweh spread before the feet of Jerusalem to turn her back?</w:t>
-      </w:r>
-    </w:p>
-    <w:p>
-      <w:pPr/>
-      <w:r>
-        <w:rPr>
-          <w:lang w:val="en_US" w:bidi="en_US"/>
-        </w:rPr>
-      </w:r>
-      <w:r>
-        <w:rPr>
-          <w:lang w:val="en_US" w:bidi="en_US"/>
-        </w:rPr>
-        <w:t>Yahweh has spread a net before the feet of Jerusalem.</w:t>
+        <w:t>What has Yahweh spread for the feet of Jerusalem?</w:t>
+      </w:r>
+    </w:p>
+    <w:p>
+      <w:pPr/>
+      <w:r>
+        <w:rPr>
+          <w:lang w:val="en_US" w:bidi="en_US"/>
+        </w:rPr>
+      </w:r>
+      <w:r>
+        <w:rPr>
+          <w:lang w:val="en_US" w:bidi="en_US"/>
+        </w:rPr>
+        <w:t>Yahweh has spread a net for the feet of Jerusalem.</w:t>
       </w:r>
       <w:r>
         <w:rPr>
@@ -752,7 +752,7 @@
         <w:rPr>
           <w:lang w:val="en_US" w:bidi="en_US"/>
         </w:rPr>
-        <w:t>Lamentations 1:14</w:t>
+        <w:t>Lamentations 1:14 (#1)</w:t>
       </w:r>
       <w:r>
         <w:rPr>
@@ -772,21 +772,21 @@
           <w:b/>
           <w:lang w:val="en_US" w:bidi="en_US"/>
         </w:rPr>
-        <w:t>What has failed because of the yoke of Jerusalem’s transgressions that are knit together and placed on her neck?</w:t>
-      </w:r>
-    </w:p>
-    <w:p>
-      <w:pPr/>
-      <w:r>
-        <w:rPr>
-          <w:lang w:val="en_US" w:bidi="en_US"/>
-        </w:rPr>
-      </w:r>
-      <w:r>
-        <w:rPr>
-          <w:lang w:val="en_US" w:bidi="en_US"/>
-        </w:rPr>
-        <w:t>Jerusalem’s strength has failed because of the yoke of her transgressions placed on her neck.</w:t>
+        <w:t>What is the result of the God placing the yoke of Jerusalem’s transgressions on her neck?</w:t>
+      </w:r>
+    </w:p>
+    <w:p>
+      <w:pPr/>
+      <w:r>
+        <w:rPr>
+          <w:lang w:val="en_US" w:bidi="en_US"/>
+        </w:rPr>
+      </w:r>
+      <w:r>
+        <w:rPr>
+          <w:lang w:val="en_US" w:bidi="en_US"/>
+        </w:rPr>
+        <w:t>The result is that Jerusalem’s strength has stumbled and they are given into the hands of their enemies.</w:t>
       </w:r>
       <w:r>
         <w:rPr>
@@ -815,7 +815,7 @@
         <w:rPr>
           <w:lang w:val="en_US" w:bidi="en_US"/>
         </w:rPr>
-        <w:t>Lamentations 1:15</w:t>
+        <w:t>Lamentations 1:15 (#1)</w:t>
       </w:r>
       <w:r>
         <w:rPr>
@@ -835,21 +835,21 @@
           <w:b/>
           <w:lang w:val="en_US" w:bidi="en_US"/>
         </w:rPr>
-        <w:t>Like what has the Lord trampled the virgin daughter of Judah?</w:t>
-      </w:r>
-    </w:p>
-    <w:p>
-      <w:pPr/>
-      <w:r>
-        <w:rPr>
-          <w:lang w:val="en_US" w:bidi="en_US"/>
-        </w:rPr>
-      </w:r>
-      <w:r>
-        <w:rPr>
-          <w:lang w:val="en_US" w:bidi="en_US"/>
-        </w:rPr>
-        <w:t>The Lord has trampled the virgin daughter of Judah like grapes in a wine press.</w:t>
+        <w:t>What has the Lord done to the virgin daughter of Judah?</w:t>
+      </w:r>
+    </w:p>
+    <w:p>
+      <w:pPr/>
+      <w:r>
+        <w:rPr>
+          <w:lang w:val="en_US" w:bidi="en_US"/>
+        </w:rPr>
+      </w:r>
+      <w:r>
+        <w:rPr>
+          <w:lang w:val="en_US" w:bidi="en_US"/>
+        </w:rPr>
+        <w:t>The Lord has crushed the people of Judah like someone treading on grapes in a winepress.</w:t>
       </w:r>
       <w:r>
         <w:rPr>
@@ -878,7 +878,7 @@
         <w:rPr>
           <w:lang w:val="en_US" w:bidi="en_US"/>
         </w:rPr>
-        <w:t>Lamentations 1:16</w:t>
+        <w:t>Lamentations 1:16 (#1)</w:t>
       </w:r>
       <w:r>
         <w:rPr>
@@ -898,21 +898,21 @@
           <w:b/>
           <w:lang w:val="en_US" w:bidi="en_US"/>
         </w:rPr>
-        <w:t>Why are Jerusalem’s children desolate?</w:t>
-      </w:r>
-    </w:p>
-    <w:p>
-      <w:pPr/>
-      <w:r>
-        <w:rPr>
-          <w:lang w:val="en_US" w:bidi="en_US"/>
-        </w:rPr>
-      </w:r>
-      <w:r>
-        <w:rPr>
-          <w:lang w:val="en_US" w:bidi="en_US"/>
-        </w:rPr>
-        <w:t>Jerusalem’s children are desolate because the enemy has triumphed.</w:t>
+        <w:t>Why have Jerusalem’s children become desolate?</w:t>
+      </w:r>
+    </w:p>
+    <w:p>
+      <w:pPr/>
+      <w:r>
+        <w:rPr>
+          <w:lang w:val="en_US" w:bidi="en_US"/>
+        </w:rPr>
+      </w:r>
+      <w:r>
+        <w:rPr>
+          <w:lang w:val="en_US" w:bidi="en_US"/>
+        </w:rPr>
+        <w:t>Jerusalem’s children have become desolate because the enemy has prevailed.</w:t>
       </w:r>
       <w:r>
         <w:rPr>
@@ -941,7 +941,7 @@
         <w:rPr>
           <w:lang w:val="en_US" w:bidi="en_US"/>
         </w:rPr>
-        <w:t>Lamentations 1:18</w:t>
+        <w:t>Lamentations 1:18 (#1)</w:t>
       </w:r>
       <w:r>
         <w:rPr>
@@ -961,21 +961,21 @@
           <w:b/>
           <w:lang w:val="en_US" w:bidi="en_US"/>
         </w:rPr>
-        <w:t>Who have gone into captivity because Jerusalem rebelled against Yahweh’s commandment?</w:t>
-      </w:r>
-    </w:p>
-    <w:p>
-      <w:pPr/>
-      <w:r>
-        <w:rPr>
-          <w:lang w:val="en_US" w:bidi="en_US"/>
-        </w:rPr>
-      </w:r>
-      <w:r>
-        <w:rPr>
-          <w:lang w:val="en_US" w:bidi="en_US"/>
-        </w:rPr>
-        <w:t>Jerusalem’s virgins and vigorous men have gone into captivity.</w:t>
+        <w:t>Who has gone into captivity because Jerusalem rebelled against Yahweh’s commands?</w:t>
+      </w:r>
+    </w:p>
+    <w:p>
+      <w:pPr/>
+      <w:r>
+        <w:rPr>
+          <w:lang w:val="en_US" w:bidi="en_US"/>
+        </w:rPr>
+      </w:r>
+      <w:r>
+        <w:rPr>
+          <w:lang w:val="en_US" w:bidi="en_US"/>
+        </w:rPr>
+        <w:t>Jerusalem’s young women and young men have gone into captivity.</w:t>
       </w:r>
       <w:r>
         <w:rPr>
@@ -1004,7 +1004,7 @@
         <w:rPr>
           <w:lang w:val="en_US" w:bidi="en_US"/>
         </w:rPr>
-        <w:t>Lamentations 1:19</w:t>
+        <w:t>Lamentations 1:19 (#1)</w:t>
       </w:r>
       <w:r>
         <w:rPr>
@@ -1024,21 +1024,21 @@
           <w:b/>
           <w:lang w:val="en_US" w:bidi="en_US"/>
         </w:rPr>
-        <w:t>Who perished in the city while they sought food to restore their lives?</w:t>
-      </w:r>
-    </w:p>
-    <w:p>
-      <w:pPr/>
-      <w:r>
-        <w:rPr>
-          <w:lang w:val="en_US" w:bidi="en_US"/>
-        </w:rPr>
-      </w:r>
-      <w:r>
-        <w:rPr>
-          <w:lang w:val="en_US" w:bidi="en_US"/>
-        </w:rPr>
-        <w:t>Jerusalem’s priests and elders perished in the city.</w:t>
+        <w:t>Who died in the city while they sought food to restore their lives?</w:t>
+      </w:r>
+    </w:p>
+    <w:p>
+      <w:pPr/>
+      <w:r>
+        <w:rPr>
+          <w:lang w:val="en_US" w:bidi="en_US"/>
+        </w:rPr>
+      </w:r>
+      <w:r>
+        <w:rPr>
+          <w:lang w:val="en_US" w:bidi="en_US"/>
+        </w:rPr>
+        <w:t>Jerusalem’s priests and elders died in the city.</w:t>
       </w:r>
       <w:r>
         <w:rPr>
@@ -1067,7 +1067,7 @@
         <w:rPr>
           <w:lang w:val="en_US" w:bidi="en_US"/>
         </w:rPr>
-        <w:t>Lamentations 1:20</w:t>
+        <w:t>Lamentations 1:20 (#1)</w:t>
       </w:r>
       <w:r>
         <w:rPr>
@@ -1087,21 +1087,21 @@
           <w:b/>
           <w:lang w:val="en_US" w:bidi="en_US"/>
         </w:rPr>
-        <w:t>What is turned within Jerusalem because she grievously rebelled?</w:t>
-      </w:r>
-    </w:p>
-    <w:p>
-      <w:pPr/>
-      <w:r>
-        <w:rPr>
-          <w:lang w:val="en_US" w:bidi="en_US"/>
-        </w:rPr>
-      </w:r>
-      <w:r>
-        <w:rPr>
-          <w:lang w:val="en_US" w:bidi="en_US"/>
-        </w:rPr>
-        <w:t>Jerusalem’s heart is turned within her.</w:t>
+        <w:t>What is the result of Jerusalem’s rebellion?</w:t>
+      </w:r>
+    </w:p>
+    <w:p>
+      <w:pPr/>
+      <w:r>
+        <w:rPr>
+          <w:lang w:val="en_US" w:bidi="en_US"/>
+        </w:rPr>
+      </w:r>
+      <w:r>
+        <w:rPr>
+          <w:lang w:val="en_US" w:bidi="en_US"/>
+        </w:rPr>
+        <w:t>Jerusalem is in anguish and their hearts are completely devastated.</w:t>
       </w:r>
       <w:r>
         <w:rPr>
@@ -1130,7 +1130,7 @@
         <w:rPr>
           <w:lang w:val="en_US" w:bidi="en_US"/>
         </w:rPr>
-        <w:t>Lamentations 1:21</w:t>
+        <w:t>Lamentations 1:21 (#1)</w:t>
       </w:r>
       <w:r>
         <w:rPr>
@@ -1150,7 +1150,7 @@
           <w:b/>
           <w:lang w:val="en_US" w:bidi="en_US"/>
         </w:rPr>
-        <w:t>What do the enemies of Jerusalem do when they hear of her adversity?</w:t>
+        <w:t>What do the enemies of Jerusalem do when they hear of her calamity?</w:t>
       </w:r>
     </w:p>
     <w:p>
@@ -1193,7 +1193,7 @@
         <w:rPr>
           <w:lang w:val="en_US" w:bidi="en_US"/>
         </w:rPr>
-        <w:t>Lamentations 1:22</w:t>
+        <w:t>Lamentations 1:22 (#1)</w:t>
       </w:r>
       <w:r>
         <w:rPr>
@@ -1213,21 +1213,21 @@
           <w:b/>
           <w:lang w:val="en_US" w:bidi="en_US"/>
         </w:rPr>
-        <w:t>What does Jerusalem request Yahweh to do to her enemies as they come before Yahweh?</w:t>
-      </w:r>
-    </w:p>
-    <w:p>
-      <w:pPr/>
-      <w:r>
-        <w:rPr>
-          <w:lang w:val="en_US" w:bidi="en_US"/>
-        </w:rPr>
-      </w:r>
-      <w:r>
-        <w:rPr>
-          <w:lang w:val="en_US" w:bidi="en_US"/>
-        </w:rPr>
-        <w:t>Jerusalem asks that Yahweh would torment her enemies as Yahweh has tormented her for all her transgressions.</w:t>
+        <w:t>What does Jerusalem request that Yahweh do to her enemies?</w:t>
+      </w:r>
+    </w:p>
+    <w:p>
+      <w:pPr/>
+      <w:r>
+        <w:rPr>
+          <w:lang w:val="en_US" w:bidi="en_US"/>
+        </w:rPr>
+      </w:r>
+      <w:r>
+        <w:rPr>
+          <w:lang w:val="en_US" w:bidi="en_US"/>
+        </w:rPr>
+        <w:t>Jerusalem asks that Yahweh would deal with her enemies just as Yahweh has dealt with her for all her transgressions.</w:t>
       </w:r>
       <w:r>
         <w:rPr>
@@ -1256,7 +1256,7 @@
         <w:rPr>
           <w:lang w:val="en_US" w:bidi="en_US"/>
         </w:rPr>
-        <w:t>Lamentations 2:1–2</w:t>
+        <w:t>Lamentations 2:1–2 (#1)</w:t>
       </w:r>
       <w:r>
         <w:rPr>
@@ -1290,7 +1290,7 @@
         <w:rPr>
           <w:lang w:val="en_US" w:bidi="en_US"/>
         </w:rPr>
-        <w:t>He has taken away the beauty of Israel, has no compassion for the towns of Jacob, and has struck down the fortified cities of Judah.</w:t>
+        <w:t>He has taken away the splendor of Israel and has humbled and brought down the cities of Judah.</w:t>
       </w:r>
       <w:r>
         <w:rPr>
@@ -1319,7 +1319,7 @@
         <w:rPr>
           <w:lang w:val="en_US" w:bidi="en_US"/>
         </w:rPr>
-        <w:t>Lamentations 2:3–4</w:t>
+        <w:t>Lamentations 2:3–4 (#1)</w:t>
       </w:r>
       <w:r>
         <w:rPr>
@@ -1353,7 +1353,7 @@
         <w:rPr>
           <w:lang w:val="en_US" w:bidi="en_US"/>
         </w:rPr>
-        <w:t>The Lord has removed all of Israel’s strength and poured his wrath on Zion.</w:t>
+        <w:t>The Lord removed all of Israel’s power, refused to protect them from their enemies, and he allowed them to be destroyed.</w:t>
       </w:r>
       <w:r>
         <w:rPr>
@@ -1382,7 +1382,7 @@
         <w:rPr>
           <w:lang w:val="en_US" w:bidi="en_US"/>
         </w:rPr>
-        <w:t>Lamentations 2:5–6</w:t>
+        <w:t>Lamentations 2:5–6 (#1)</w:t>
       </w:r>
       <w:r>
         <w:rPr>
@@ -1416,7 +1416,7 @@
         <w:rPr>
           <w:lang w:val="en_US" w:bidi="en_US"/>
         </w:rPr>
-        <w:t>The Lord has become like an enemy, he destroyed the palace and the tabernacle, and has despised both king and priest.</w:t>
+        <w:t>The Lord has become like an enemy; he destroyed the palaces and the temple and has rejected both the king and priest.</w:t>
       </w:r>
       <w:r>
         <w:rPr>
@@ -1445,7 +1445,7 @@
         <w:rPr>
           <w:lang w:val="en_US" w:bidi="en_US"/>
         </w:rPr>
-        <w:t>Lamentations 2:7</w:t>
+        <w:t>Lamentations 2:7 (#1)</w:t>
       </w:r>
       <w:r>
         <w:rPr>
@@ -1465,21 +1465,21 @@
           <w:b/>
           <w:lang w:val="en_US" w:bidi="en_US"/>
         </w:rPr>
-        <w:t>Why does the enemy feel victorious?</w:t>
-      </w:r>
-    </w:p>
-    <w:p>
-      <w:pPr/>
-      <w:r>
-        <w:rPr>
-          <w:lang w:val="en_US" w:bidi="en_US"/>
-        </w:rPr>
-      </w:r>
-      <w:r>
-        <w:rPr>
-          <w:lang w:val="en_US" w:bidi="en_US"/>
-        </w:rPr>
-        <w:t>They feel victorious because the Lord rejected his altar and has given the walls of the palace over to them.</w:t>
+        <w:t>Why does the enemy shout triumphantly?</w:t>
+      </w:r>
+    </w:p>
+    <w:p>
+      <w:pPr/>
+      <w:r>
+        <w:rPr>
+          <w:lang w:val="en_US" w:bidi="en_US"/>
+        </w:rPr>
+      </w:r>
+      <w:r>
+        <w:rPr>
+          <w:lang w:val="en_US" w:bidi="en_US"/>
+        </w:rPr>
+        <w:t>They shout triumphantly because the Lord abandoned his own holy place and has given the walls of the palace over to them.</w:t>
       </w:r>
       <w:r>
         <w:rPr>
@@ -1508,7 +1508,7 @@
         <w:rPr>
           <w:lang w:val="en_US" w:bidi="en_US"/>
         </w:rPr>
-        <w:t>Lamentations 2:9</w:t>
+        <w:t>Lamentations 2:9 (#1)</w:t>
       </w:r>
       <w:r>
         <w:rPr>
@@ -1542,7 +1542,7 @@
         <w:rPr>
           <w:lang w:val="en_US" w:bidi="en_US"/>
         </w:rPr>
-        <w:t>Her gates have sunk into the ground, and Yahweh has destroyed and broken her gate bars.</w:t>
+        <w:t>Her gates have come down, and Yahweh has destroyed and smashed the bars that held them shut.</w:t>
       </w:r>
       <w:r>
         <w:rPr>
@@ -1571,7 +1571,7 @@
         <w:rPr>
           <w:lang w:val="en_US" w:bidi="en_US"/>
         </w:rPr>
-        <w:t>Lamentations 2:10</w:t>
+        <w:t>Lamentations 2:10 (#1)</w:t>
       </w:r>
       <w:r>
         <w:rPr>
@@ -1605,7 +1605,7 @@
         <w:rPr>
           <w:lang w:val="en_US" w:bidi="en_US"/>
         </w:rPr>
-        <w:t>The elders sit on the ground, sprinkle their heads with dust while dressed in sackcloth. The virgins lower their heads to the ground.</w:t>
+        <w:t>The elders sit on the ground, sprinkle their heads with dust while dressed in sackcloth. The virgins bow their heads down to the ground.</w:t>
       </w:r>
       <w:r>
         <w:rPr>
@@ -1634,7 +1634,7 @@
         <w:rPr>
           <w:lang w:val="en_US" w:bidi="en_US"/>
         </w:rPr>
-        <w:t>Lamentations 2:11–12</w:t>
+        <w:t>Lamentations 2:11–12 (#1)</w:t>
       </w:r>
       <w:r>
         <w:rPr>
@@ -1654,21 +1654,21 @@
           <w:b/>
           <w:lang w:val="en_US" w:bidi="en_US"/>
         </w:rPr>
-        <w:t>Why is Jeremiah lamenting?</w:t>
-      </w:r>
-    </w:p>
-    <w:p>
-      <w:pPr/>
-      <w:r>
-        <w:rPr>
-          <w:lang w:val="en_US" w:bidi="en_US"/>
-        </w:rPr>
-      </w:r>
-      <w:r>
-        <w:rPr>
-          <w:lang w:val="en_US" w:bidi="en_US"/>
-        </w:rPr>
-        <w:t>Because there is nothing for his people to eat or drink.</w:t>
+        <w:t>Why is the writer weeping?</w:t>
+      </w:r>
+    </w:p>
+    <w:p>
+      <w:pPr/>
+      <w:r>
+        <w:rPr>
+          <w:lang w:val="en_US" w:bidi="en_US"/>
+        </w:rPr>
+      </w:r>
+      <w:r>
+        <w:rPr>
+          <w:lang w:val="en_US" w:bidi="en_US"/>
+        </w:rPr>
+        <w:t>He weeps over the death and destruction of his people and because there is nothing for them to eat or drink.</w:t>
       </w:r>
       <w:r>
         <w:rPr>
@@ -1697,7 +1697,7 @@
         <w:rPr>
           <w:lang w:val="en_US" w:bidi="en_US"/>
         </w:rPr>
-        <w:t>Lamentations 2:15–16</w:t>
+        <w:t>Lamentations 2:15–16 (#1)</w:t>
       </w:r>
       <w:r>
         <w:rPr>
@@ -1717,21 +1717,21 @@
           <w:b/>
           <w:lang w:val="en_US" w:bidi="en_US"/>
         </w:rPr>
-        <w:t>What do the mockers do as they pass through the city?</w:t>
-      </w:r>
-    </w:p>
-    <w:p>
-      <w:pPr/>
-      <w:r>
-        <w:rPr>
-          <w:lang w:val="en_US" w:bidi="en_US"/>
-        </w:rPr>
-      </w:r>
-      <w:r>
-        <w:rPr>
-          <w:lang w:val="en_US" w:bidi="en_US"/>
-        </w:rPr>
-        <w:t>They clap their hands, hiss and shake their heads, they whistle and grind their teeth.</w:t>
+        <w:t>What do the mockers do as they pass by the city?</w:t>
+      </w:r>
+    </w:p>
+    <w:p>
+      <w:pPr/>
+      <w:r>
+        <w:rPr>
+          <w:lang w:val="en_US" w:bidi="en_US"/>
+        </w:rPr>
+      </w:r>
+      <w:r>
+        <w:rPr>
+          <w:lang w:val="en_US" w:bidi="en_US"/>
+        </w:rPr>
+        <w:t>They rejoice over the destruction by clapping their hands, hissing and shaking their heads with contempt, and grinding their teeth with hatred.</w:t>
       </w:r>
       <w:r>
         <w:rPr>
@@ -1760,7 +1760,7 @@
         <w:rPr>
           <w:lang w:val="en_US" w:bidi="en_US"/>
         </w:rPr>
-        <w:t>Lamentations 2:18–19</w:t>
+        <w:t>Lamentations 2:18–19 (#1)</w:t>
       </w:r>
       <w:r>
         <w:rPr>
@@ -1780,21 +1780,21 @@
           <w:b/>
           <w:lang w:val="en_US" w:bidi="en_US"/>
         </w:rPr>
-        <w:t>How do the people show their remorse?</w:t>
-      </w:r>
-    </w:p>
-    <w:p>
-      <w:pPr/>
-      <w:r>
-        <w:rPr>
-          <w:lang w:val="en_US" w:bidi="en_US"/>
-        </w:rPr>
-      </w:r>
-      <w:r>
-        <w:rPr>
-          <w:lang w:val="en_US" w:bidi="en_US"/>
-        </w:rPr>
-        <w:t>They cry out to the Lord and lift their hands to him for the sake of their children.</w:t>
+        <w:t>What does the writer encourage the people of Jerusalem to do?</w:t>
+      </w:r>
+    </w:p>
+    <w:p>
+      <w:pPr/>
+      <w:r>
+        <w:rPr>
+          <w:lang w:val="en_US" w:bidi="en_US"/>
+        </w:rPr>
+      </w:r>
+      <w:r>
+        <w:rPr>
+          <w:lang w:val="en_US" w:bidi="en_US"/>
+        </w:rPr>
+        <w:t>He says they should cry out to the Lord and lift their hands to him continuously for the sake of their children.</w:t>
       </w:r>
       <w:r>
         <w:rPr>
@@ -1823,7 +1823,7 @@
         <w:rPr>
           <w:lang w:val="en_US" w:bidi="en_US"/>
         </w:rPr>
-        <w:t>Lamentations 2:20</w:t>
+        <w:t>Lamentations 2:20 (#1)</w:t>
       </w:r>
       <w:r>
         <w:rPr>
@@ -1857,7 +1857,7 @@
         <w:rPr>
           <w:lang w:val="en_US" w:bidi="en_US"/>
         </w:rPr>
-        <w:t>Because he has dealt with them so severely, they are hungry, and they are concerned about their priests being slaughtered.</w:t>
+        <w:t>They are begging for God’s mercy because they are extremely hungry and because their priests and prophets are being slaughtered.</w:t>
       </w:r>
       <w:r>
         <w:rPr>
@@ -1886,7 +1886,7 @@
         <w:rPr>
           <w:lang w:val="en_US" w:bidi="en_US"/>
         </w:rPr>
-        <w:t>Lamentations 2:21–22</w:t>
+        <w:t>Lamentations 2:21–22 (#1)</w:t>
       </w:r>
       <w:r>
         <w:rPr>
@@ -1906,21 +1906,21 @@
           <w:b/>
           <w:lang w:val="en_US" w:bidi="en_US"/>
         </w:rPr>
-        <w:t>How does Jeremiah describe the day of Yahweh’s wrath?</w:t>
-      </w:r>
-    </w:p>
-    <w:p>
-      <w:pPr/>
-      <w:r>
-        <w:rPr>
-          <w:lang w:val="en_US" w:bidi="en_US"/>
-        </w:rPr>
-      </w:r>
-      <w:r>
-        <w:rPr>
-          <w:lang w:val="en_US" w:bidi="en_US"/>
-        </w:rPr>
-        <w:t>On the day of Yahweh’s wrath, Yahweh killed young and old, no one survived, and he showed no compassion.</w:t>
+        <w:t>How does the writer describe the day of Yahweh’s wrath?</w:t>
+      </w:r>
+    </w:p>
+    <w:p>
+      <w:pPr/>
+      <w:r>
+        <w:rPr>
+          <w:lang w:val="en_US" w:bidi="en_US"/>
+        </w:rPr>
+      </w:r>
+      <w:r>
+        <w:rPr>
+          <w:lang w:val="en_US" w:bidi="en_US"/>
+        </w:rPr>
+        <w:t>On the day of Yahweh’s wrath, the enemy killed young and old, no one survived, and they showed no mercy.</w:t>
       </w:r>
       <w:r>
         <w:rPr>
@@ -1949,7 +1949,7 @@
         <w:rPr>
           <w:lang w:val="en_US" w:bidi="en_US"/>
         </w:rPr>
-        <w:t>Lamentations 3:3</w:t>
+        <w:t>Lamentations 3:3 (#1)</w:t>
       </w:r>
       <w:r>
         <w:rPr>
@@ -1983,7 +1983,7 @@
         <w:rPr>
           <w:lang w:val="en_US" w:bidi="en_US"/>
         </w:rPr>
-        <w:t>Yahweh’s hand is turned against him all the day.</w:t>
+        <w:t>Yahweh has turned his hand against the writer all day long.</w:t>
       </w:r>
       <w:r>
         <w:rPr>
@@ -2012,7 +2012,7 @@
         <w:rPr>
           <w:lang w:val="en_US" w:bidi="en_US"/>
         </w:rPr>
-        <w:t>Lamentations 3:7</w:t>
+        <w:t>Lamentations 3:7 (#1)</w:t>
       </w:r>
       <w:r>
         <w:rPr>
@@ -2046,7 +2046,7 @@
         <w:rPr>
           <w:lang w:val="en_US" w:bidi="en_US"/>
         </w:rPr>
-        <w:t>Yahweh has built a wall around him.</w:t>
+        <w:t>Yahweh has built a wall around him and trapped him.</w:t>
       </w:r>
       <w:r>
         <w:rPr>
@@ -2075,7 +2075,7 @@
         <w:rPr>
           <w:lang w:val="en_US" w:bidi="en_US"/>
         </w:rPr>
-        <w:t>Lamentations 3:10</w:t>
+        <w:t>Lamentations 3:10 (#1)</w:t>
       </w:r>
       <w:r>
         <w:rPr>
@@ -2138,7 +2138,7 @@
         <w:rPr>
           <w:lang w:val="en_US" w:bidi="en_US"/>
         </w:rPr>
-        <w:t>Lamentations 3:14</w:t>
+        <w:t>Lamentations 3:14 (#1)</w:t>
       </w:r>
       <w:r>
         <w:rPr>
@@ -2201,7 +2201,7 @@
         <w:rPr>
           <w:lang w:val="en_US" w:bidi="en_US"/>
         </w:rPr>
-        <w:t>Lamentations 3:17</w:t>
+        <w:t>Lamentations 3:17 (#1)</w:t>
       </w:r>
       <w:r>
         <w:rPr>
@@ -2264,7 +2264,7 @@
         <w:rPr>
           <w:lang w:val="en_US" w:bidi="en_US"/>
         </w:rPr>
-        <w:t>Lamentations 3:19–20</w:t>
+        <w:t>Lamentations 3:19–20 (#1)</w:t>
       </w:r>
       <w:r>
         <w:rPr>
@@ -2298,7 +2298,7 @@
         <w:rPr>
           <w:lang w:val="en_US" w:bidi="en_US"/>
         </w:rPr>
-        <w:t>The writer’s mood is one of despair within himself as he calls to mind his affliction.</w:t>
+        <w:t>The writer’s mood is one of deep depression within himself as he calls to mind his affliction.</w:t>
       </w:r>
       <w:r>
         <w:rPr>
@@ -2327,7 +2327,7 @@
         <w:rPr>
           <w:lang w:val="en_US" w:bidi="en_US"/>
         </w:rPr>
-        <w:t>Lamentations 3:23</w:t>
+        <w:t>Lamentations 3:23 (#1)</w:t>
       </w:r>
       <w:r>
         <w:rPr>
@@ -2347,21 +2347,21 @@
           <w:b/>
           <w:lang w:val="en_US" w:bidi="en_US"/>
         </w:rPr>
-        <w:t>What does the writer say occurs afresh every morning?</w:t>
-      </w:r>
-    </w:p>
-    <w:p>
-      <w:pPr/>
-      <w:r>
-        <w:rPr>
-          <w:lang w:val="en_US" w:bidi="en_US"/>
-        </w:rPr>
-      </w:r>
-      <w:r>
-        <w:rPr>
-          <w:lang w:val="en_US" w:bidi="en_US"/>
-        </w:rPr>
-        <w:t>The writer says that Yahweh’s merciful actions occur afresh every morning.</w:t>
+        <w:t>What does the writer say occurs anew every morning?</w:t>
+      </w:r>
+    </w:p>
+    <w:p>
+      <w:pPr/>
+      <w:r>
+        <w:rPr>
+          <w:lang w:val="en_US" w:bidi="en_US"/>
+        </w:rPr>
+      </w:r>
+      <w:r>
+        <w:rPr>
+          <w:lang w:val="en_US" w:bidi="en_US"/>
+        </w:rPr>
+        <w:t>The writer says that Yahweh’s merciful actions occur again every morning.</w:t>
       </w:r>
       <w:r>
         <w:rPr>
@@ -2390,7 +2390,7 @@
         <w:rPr>
           <w:lang w:val="en_US" w:bidi="en_US"/>
         </w:rPr>
-        <w:t>Lamentations 3:25–26</w:t>
+        <w:t>Lamentations 3:25–26 (#1)</w:t>
       </w:r>
       <w:r>
         <w:rPr>
@@ -2410,21 +2410,21 @@
           <w:b/>
           <w:lang w:val="en_US" w:bidi="en_US"/>
         </w:rPr>
-        <w:t>What is Yahweh like toward the one who waits for him and to whose who wait in silence for the salvation of Yahweh?</w:t>
-      </w:r>
-    </w:p>
-    <w:p>
-      <w:pPr/>
-      <w:r>
-        <w:rPr>
-          <w:lang w:val="en_US" w:bidi="en_US"/>
-        </w:rPr>
-      </w:r>
-      <w:r>
-        <w:rPr>
-          <w:lang w:val="en_US" w:bidi="en_US"/>
-        </w:rPr>
-        <w:t>Yahweh is good to those who wait for him, and wait in silence for Yahweh’s salvation.</w:t>
+        <w:t>What is Yahweh like toward the one who waits for him and to those who wait in silence for the salvation of Yahweh?</w:t>
+      </w:r>
+    </w:p>
+    <w:p>
+      <w:pPr/>
+      <w:r>
+        <w:rPr>
+          <w:lang w:val="en_US" w:bidi="en_US"/>
+        </w:rPr>
+      </w:r>
+      <w:r>
+        <w:rPr>
+          <w:lang w:val="en_US" w:bidi="en_US"/>
+        </w:rPr>
+        <w:t>Yahweh is good to those who wait for him and wait quietly for Yahweh’s salvation.</w:t>
       </w:r>
       <w:r>
         <w:rPr>
@@ -2453,7 +2453,7 @@
         <w:rPr>
           <w:lang w:val="en_US" w:bidi="en_US"/>
         </w:rPr>
-        <w:t>Lamentations 3:26–28</w:t>
+        <w:t>Lamentations 3:32 (#1)</w:t>
       </w:r>
       <w:r>
         <w:rPr>
@@ -2473,21 +2473,21 @@
           <w:b/>
           <w:lang w:val="en_US" w:bidi="en_US"/>
         </w:rPr>
-        <w:t>How should a person sit because Yahweh has laid it upon him?</w:t>
-      </w:r>
-    </w:p>
-    <w:p>
-      <w:pPr/>
-      <w:r>
-        <w:rPr>
-          <w:lang w:val="en_US" w:bidi="en_US"/>
-        </w:rPr>
-      </w:r>
-      <w:r>
-        <w:rPr>
-          <w:lang w:val="en_US" w:bidi="en_US"/>
-        </w:rPr>
-        <w:t>A person should sit alone and silent because Yahweh has laid it upon him.</w:t>
+        <w:t>What does Yahweh show, even though he brings grief?</w:t>
+      </w:r>
+    </w:p>
+    <w:p>
+      <w:pPr/>
+      <w:r>
+        <w:rPr>
+          <w:lang w:val="en_US" w:bidi="en_US"/>
+        </w:rPr>
+      </w:r>
+      <w:r>
+        <w:rPr>
+          <w:lang w:val="en_US" w:bidi="en_US"/>
+        </w:rPr>
+        <w:t>Yahweh shows compassion even though he brings grief.</w:t>
       </w:r>
       <w:r>
         <w:rPr>
@@ -2516,7 +2516,7 @@
         <w:rPr>
           <w:lang w:val="en_US" w:bidi="en_US"/>
         </w:rPr>
-        <w:t>Lamentations 3:32</w:t>
+        <w:t>Lamentations 3:33 (#1)</w:t>
       </w:r>
       <w:r>
         <w:rPr>
@@ -2536,21 +2536,21 @@
           <w:b/>
           <w:lang w:val="en_US" w:bidi="en_US"/>
         </w:rPr>
-        <w:t>What does Yahweh show, even though he brings grief?</w:t>
-      </w:r>
-    </w:p>
-    <w:p>
-      <w:pPr/>
-      <w:r>
-        <w:rPr>
-          <w:lang w:val="en_US" w:bidi="en_US"/>
-        </w:rPr>
-      </w:r>
-      <w:r>
-        <w:rPr>
-          <w:lang w:val="en_US" w:bidi="en_US"/>
-        </w:rPr>
-        <w:t>Yahweh shows compassion even though he brings grief.</w:t>
+        <w:t>From where does Yahweh not oppress or torment the sons of men?</w:t>
+      </w:r>
+    </w:p>
+    <w:p>
+      <w:pPr/>
+      <w:r>
+        <w:rPr>
+          <w:lang w:val="en_US" w:bidi="en_US"/>
+        </w:rPr>
+      </w:r>
+      <w:r>
+        <w:rPr>
+          <w:lang w:val="en_US" w:bidi="en_US"/>
+        </w:rPr>
+        <w:t>Yahweh does not oppress from his heart or enjoy causing grief for the sons of men.</w:t>
       </w:r>
       <w:r>
         <w:rPr>
@@ -2579,7 +2579,7 @@
         <w:rPr>
           <w:lang w:val="en_US" w:bidi="en_US"/>
         </w:rPr>
-        <w:t>Lamentations 3:33</w:t>
+        <w:t>Lamentations 3:38 (#1)</w:t>
       </w:r>
       <w:r>
         <w:rPr>
@@ -2599,21 +2599,21 @@
           <w:b/>
           <w:lang w:val="en_US" w:bidi="en_US"/>
         </w:rPr>
-        <w:t>From where does Yahweh not oppress or torment the sons of men?</w:t>
-      </w:r>
-    </w:p>
-    <w:p>
-      <w:pPr/>
-      <w:r>
-        <w:rPr>
-          <w:lang w:val="en_US" w:bidi="en_US"/>
-        </w:rPr>
-      </w:r>
-      <w:r>
-        <w:rPr>
-          <w:lang w:val="en_US" w:bidi="en_US"/>
-        </w:rPr>
-        <w:t>Yahweh does not oppress from his heart or torment the sons of men.</w:t>
+        <w:t>Who is the one who decides what happens—both the bad things and the good things?</w:t>
+      </w:r>
+    </w:p>
+    <w:p>
+      <w:pPr/>
+      <w:r>
+        <w:rPr>
+          <w:lang w:val="en_US" w:bidi="en_US"/>
+        </w:rPr>
+      </w:r>
+      <w:r>
+        <w:rPr>
+          <w:lang w:val="en_US" w:bidi="en_US"/>
+        </w:rPr>
+        <w:t>The Most High God is the one who decides what will happen.</w:t>
       </w:r>
       <w:r>
         <w:rPr>
@@ -2642,7 +2642,7 @@
         <w:rPr>
           <w:lang w:val="en_US" w:bidi="en_US"/>
         </w:rPr>
-        <w:t>Lamentations 3:38</w:t>
+        <w:t>Lamentations 3:40–41 (#1)</w:t>
       </w:r>
       <w:r>
         <w:rPr>
@@ -2662,21 +2662,21 @@
           <w:b/>
           <w:lang w:val="en_US" w:bidi="en_US"/>
         </w:rPr>
-        <w:t>What two things come out of the mouth of the Most High?</w:t>
-      </w:r>
-    </w:p>
-    <w:p>
-      <w:pPr/>
-      <w:r>
-        <w:rPr>
-          <w:lang w:val="en_US" w:bidi="en_US"/>
-        </w:rPr>
-      </w:r>
-      <w:r>
-        <w:rPr>
-          <w:lang w:val="en_US" w:bidi="en_US"/>
-        </w:rPr>
-        <w:t>Calamity and success come out of the mouth of the Most High.</w:t>
+        <w:t>What should the people do as they search their hearts and examine their ways and turn back to Yahweh?</w:t>
+      </w:r>
+    </w:p>
+    <w:p>
+      <w:pPr/>
+      <w:r>
+        <w:rPr>
+          <w:lang w:val="en_US" w:bidi="en_US"/>
+        </w:rPr>
+      </w:r>
+      <w:r>
+        <w:rPr>
+          <w:lang w:val="en_US" w:bidi="en_US"/>
+        </w:rPr>
+        <w:t>The people should lift up their hearts and their hands in prayer to God in the heavens.</w:t>
       </w:r>
       <w:r>
         <w:rPr>
@@ -2705,7 +2705,7 @@
         <w:rPr>
           <w:lang w:val="en_US" w:bidi="en_US"/>
         </w:rPr>
-        <w:t>Lamentations 3:40–41</w:t>
+        <w:t>Lamentations 3:42 (#1)</w:t>
       </w:r>
       <w:r>
         <w:rPr>
@@ -2725,21 +2725,21 @@
           <w:b/>
           <w:lang w:val="en_US" w:bidi="en_US"/>
         </w:rPr>
-        <w:t>What should the people lift up to God in the heavens when they test and examine their ways and turn back to Yahweh?</w:t>
-      </w:r>
-    </w:p>
-    <w:p>
-      <w:pPr/>
-      <w:r>
-        <w:rPr>
-          <w:lang w:val="en_US" w:bidi="en_US"/>
-        </w:rPr>
-      </w:r>
-      <w:r>
-        <w:rPr>
-          <w:lang w:val="en_US" w:bidi="en_US"/>
-        </w:rPr>
-        <w:t>The people should lift up their hearts and their hands to God in the heavens.</w:t>
+        <w:t>What should the people admit that they have done against Yahweh as they pray?</w:t>
+      </w:r>
+    </w:p>
+    <w:p>
+      <w:pPr/>
+      <w:r>
+        <w:rPr>
+          <w:lang w:val="en_US" w:bidi="en_US"/>
+        </w:rPr>
+      </w:r>
+      <w:r>
+        <w:rPr>
+          <w:lang w:val="en_US" w:bidi="en_US"/>
+        </w:rPr>
+        <w:t>They should admit that they have sinned and rebelled against Yahweh.</w:t>
       </w:r>
       <w:r>
         <w:rPr>
@@ -2768,7 +2768,7 @@
         <w:rPr>
           <w:lang w:val="en_US" w:bidi="en_US"/>
         </w:rPr>
-        <w:t>Lamentations 3:42</w:t>
+        <w:t>Lamentations 3:45 (#1)</w:t>
       </w:r>
       <w:r>
         <w:rPr>
@@ -2788,21 +2788,21 @@
           <w:b/>
           <w:lang w:val="en_US" w:bidi="en_US"/>
         </w:rPr>
-        <w:t>What should the people admit that they have done against Yahweh as they pray?</w:t>
-      </w:r>
-    </w:p>
-    <w:p>
-      <w:pPr/>
-      <w:r>
-        <w:rPr>
-          <w:lang w:val="en_US" w:bidi="en_US"/>
-        </w:rPr>
-      </w:r>
-      <w:r>
-        <w:rPr>
-          <w:lang w:val="en_US" w:bidi="en_US"/>
-        </w:rPr>
-        <w:t>They should admit that they have sinned and rebelled against Yahweh.</w:t>
+        <w:t>What does the writer say that Yahweh has made them to be among the peoples?</w:t>
+      </w:r>
+    </w:p>
+    <w:p>
+      <w:pPr/>
+      <w:r>
+        <w:rPr>
+          <w:lang w:val="en_US" w:bidi="en_US"/>
+        </w:rPr>
+      </w:r>
+      <w:r>
+        <w:rPr>
+          <w:lang w:val="en_US" w:bidi="en_US"/>
+        </w:rPr>
+        <w:t>Yahweh has made them to be garbage and refuse among the peoples.</w:t>
       </w:r>
       <w:r>
         <w:rPr>
@@ -2831,7 +2831,7 @@
         <w:rPr>
           <w:lang w:val="en_US" w:bidi="en_US"/>
         </w:rPr>
-        <w:t>Lamentations 3:45</w:t>
+        <w:t>Lamentations 3:48–49 (#1)</w:t>
       </w:r>
       <w:r>
         <w:rPr>
@@ -2851,21 +2851,21 @@
           <w:b/>
           <w:lang w:val="en_US" w:bidi="en_US"/>
         </w:rPr>
-        <w:t>What does the writer say that Yahweh has made them to be among the peoples?</w:t>
-      </w:r>
-    </w:p>
-    <w:p>
-      <w:pPr/>
-      <w:r>
-        <w:rPr>
-          <w:lang w:val="en_US" w:bidi="en_US"/>
-        </w:rPr>
-      </w:r>
-      <w:r>
-        <w:rPr>
-          <w:lang w:val="en_US" w:bidi="en_US"/>
-        </w:rPr>
-        <w:t>Yahweh has made them to be castoffs and refuse among the peoples.</w:t>
+        <w:t>How does the writer describe the tears that flow from his eyes?</w:t>
+      </w:r>
+    </w:p>
+    <w:p>
+      <w:pPr/>
+      <w:r>
+        <w:rPr>
+          <w:lang w:val="en_US" w:bidi="en_US"/>
+        </w:rPr>
+      </w:r>
+      <w:r>
+        <w:rPr>
+          <w:lang w:val="en_US" w:bidi="en_US"/>
+        </w:rPr>
+        <w:t>His tears are streams of water that flow out from his eyes.</w:t>
       </w:r>
       <w:r>
         <w:rPr>
@@ -2894,7 +2894,7 @@
         <w:rPr>
           <w:lang w:val="en_US" w:bidi="en_US"/>
         </w:rPr>
-        <w:t>Lamentations 3:48–49</w:t>
+        <w:t>Lamentations 3:52–54 (#1)</w:t>
       </w:r>
       <w:r>
         <w:rPr>
@@ -2914,21 +2914,21 @@
           <w:b/>
           <w:lang w:val="en_US" w:bidi="en_US"/>
         </w:rPr>
-        <w:t>How does the writer describe the tears that flow from his eyes?</w:t>
-      </w:r>
-    </w:p>
-    <w:p>
-      <w:pPr/>
-      <w:r>
-        <w:rPr>
-          <w:lang w:val="en_US" w:bidi="en_US"/>
-        </w:rPr>
-      </w:r>
-      <w:r>
-        <w:rPr>
-          <w:lang w:val="en_US" w:bidi="en_US"/>
-        </w:rPr>
-        <w:t>His tears are streams of water that flow out from his eyes.</w:t>
+        <w:t>What does the writer say as his enemies hunt him and silence his life in a pit and cast a stone against him?</w:t>
+      </w:r>
+    </w:p>
+    <w:p>
+      <w:pPr/>
+      <w:r>
+        <w:rPr>
+          <w:lang w:val="en_US" w:bidi="en_US"/>
+        </w:rPr>
+      </w:r>
+      <w:r>
+        <w:rPr>
+          <w:lang w:val="en_US" w:bidi="en_US"/>
+        </w:rPr>
+        <w:t>He says that he has been cut off and will die.</w:t>
       </w:r>
       <w:r>
         <w:rPr>
@@ -2957,7 +2957,7 @@
         <w:rPr>
           <w:lang w:val="en_US" w:bidi="en_US"/>
         </w:rPr>
-        <w:t>Lamentations 3:52–54</w:t>
+        <w:t>Lamentations 3:55–57 (#1)</w:t>
       </w:r>
       <w:r>
         <w:rPr>
@@ -2977,21 +2977,21 @@
           <w:b/>
           <w:lang w:val="en_US" w:bidi="en_US"/>
         </w:rPr>
-        <w:t>What does the writer say as his enemies hunt him and destroy his life in a well and place a stone over him?</w:t>
-      </w:r>
-    </w:p>
-    <w:p>
-      <w:pPr/>
-      <w:r>
-        <w:rPr>
-          <w:lang w:val="en_US" w:bidi="en_US"/>
-        </w:rPr>
-      </w:r>
-      <w:r>
-        <w:rPr>
-          <w:lang w:val="en_US" w:bidi="en_US"/>
-        </w:rPr>
-        <w:t>He says, “I have been cut off!”</w:t>
+        <w:t>What did Yahweh tell the writer when he called on Yahweh’s name and asked Yahweh to hear his cry for help?</w:t>
+      </w:r>
+    </w:p>
+    <w:p>
+      <w:pPr/>
+      <w:r>
+        <w:rPr>
+          <w:lang w:val="en_US" w:bidi="en_US"/>
+        </w:rPr>
+      </w:r>
+      <w:r>
+        <w:rPr>
+          <w:lang w:val="en_US" w:bidi="en_US"/>
+        </w:rPr>
+        <w:t>Yahweh told him not to fear.</w:t>
       </w:r>
       <w:r>
         <w:rPr>
@@ -3020,7 +3020,7 @@
         <w:rPr>
           <w:lang w:val="en_US" w:bidi="en_US"/>
         </w:rPr>
-        <w:t>Lamentations 3:55–57</w:t>
+        <w:t>Lamentations 3:59 (#1)</w:t>
       </w:r>
       <w:r>
         <w:rPr>
@@ -3040,21 +3040,21 @@
           <w:b/>
           <w:lang w:val="en_US" w:bidi="en_US"/>
         </w:rPr>
-        <w:t>What did Yahweh tell the writer when he called on Yahweh’s name and asked Yahweh to hear his cry for help?</w:t>
-      </w:r>
-    </w:p>
-    <w:p>
-      <w:pPr/>
-      <w:r>
-        <w:rPr>
-          <w:lang w:val="en_US" w:bidi="en_US"/>
-        </w:rPr>
-      </w:r>
-      <w:r>
-        <w:rPr>
-          <w:lang w:val="en_US" w:bidi="en_US"/>
-        </w:rPr>
-        <w:t>Yahweh told him, “Do not fear!”</w:t>
+        <w:t>What does the writer ask Yahweh to do after seeing his wrong?</w:t>
+      </w:r>
+    </w:p>
+    <w:p>
+      <w:pPr/>
+      <w:r>
+        <w:rPr>
+          <w:lang w:val="en_US" w:bidi="en_US"/>
+        </w:rPr>
+      </w:r>
+      <w:r>
+        <w:rPr>
+          <w:lang w:val="en_US" w:bidi="en_US"/>
+        </w:rPr>
+        <w:t>He asks Yahweh to judge his case.</w:t>
       </w:r>
       <w:r>
         <w:rPr>
@@ -3083,7 +3083,7 @@
         <w:rPr>
           <w:lang w:val="en_US" w:bidi="en_US"/>
         </w:rPr>
-        <w:t>Lamentations 3:59</w:t>
+        <w:t>Lamentations 3:63 (#1)</w:t>
       </w:r>
       <w:r>
         <w:rPr>
@@ -3103,21 +3103,21 @@
           <w:b/>
           <w:lang w:val="en_US" w:bidi="en_US"/>
         </w:rPr>
-        <w:t>How does the writer ask Yahweh to judge his case?</w:t>
-      </w:r>
-    </w:p>
-    <w:p>
-      <w:pPr/>
-      <w:r>
-        <w:rPr>
-          <w:lang w:val="en_US" w:bidi="en_US"/>
-        </w:rPr>
-      </w:r>
-      <w:r>
-        <w:rPr>
-          <w:lang w:val="en_US" w:bidi="en_US"/>
-        </w:rPr>
-        <w:t>He asks Yahweh to judge his case justly.</w:t>
+        <w:t>What does the writer say he is to his enemies, whether they sit or rise?</w:t>
+      </w:r>
+    </w:p>
+    <w:p>
+      <w:pPr/>
+      <w:r>
+        <w:rPr>
+          <w:lang w:val="en_US" w:bidi="en_US"/>
+        </w:rPr>
+      </w:r>
+      <w:r>
+        <w:rPr>
+          <w:lang w:val="en_US" w:bidi="en_US"/>
+        </w:rPr>
+        <w:t>He is the object of their mocking song.</w:t>
       </w:r>
       <w:r>
         <w:rPr>
@@ -3146,7 +3146,7 @@
         <w:rPr>
           <w:lang w:val="en_US" w:bidi="en_US"/>
         </w:rPr>
-        <w:t>Lamentations 3:63</w:t>
+        <w:t>Lamentations 3:64 (#1)</w:t>
       </w:r>
       <w:r>
         <w:rPr>
@@ -3166,21 +3166,21 @@
           <w:b/>
           <w:lang w:val="en_US" w:bidi="en_US"/>
         </w:rPr>
-        <w:t>Of what is the writer the object from his enemies, whether in their sitting or their rising up?</w:t>
-      </w:r>
-    </w:p>
-    <w:p>
-      <w:pPr/>
-      <w:r>
-        <w:rPr>
-          <w:lang w:val="en_US" w:bidi="en_US"/>
-        </w:rPr>
-      </w:r>
-      <w:r>
-        <w:rPr>
-          <w:lang w:val="en_US" w:bidi="en_US"/>
-        </w:rPr>
-        <w:t>He is the object of their mocking song.</w:t>
+        <w:t>What does the writer ask Yahweh to do to his enemies?</w:t>
+      </w:r>
+    </w:p>
+    <w:p>
+      <w:pPr/>
+      <w:r>
+        <w:rPr>
+          <w:lang w:val="en_US" w:bidi="en_US"/>
+        </w:rPr>
+      </w:r>
+      <w:r>
+        <w:rPr>
+          <w:lang w:val="en_US" w:bidi="en_US"/>
+        </w:rPr>
+        <w:t>He asks Yahweh to pay back to them as much harm as they have done.</w:t>
       </w:r>
       <w:r>
         <w:rPr>
@@ -3209,7 +3209,7 @@
         <w:rPr>
           <w:lang w:val="en_US" w:bidi="en_US"/>
         </w:rPr>
-        <w:t>Lamentations 3:64</w:t>
+        <w:t>Lamentations 3:66 (#1)</w:t>
       </w:r>
       <w:r>
         <w:rPr>
@@ -3243,7 +3243,7 @@
         <w:rPr>
           <w:lang w:val="en_US" w:bidi="en_US"/>
         </w:rPr>
-        <w:t>He asks Yahweh to pay back to them as much harm as what their hands have done.</w:t>
+        <w:t>He asks Yahweh to pursue his enemies in his anger and destroy them everywhere under the heavens.</w:t>
       </w:r>
       <w:r>
         <w:rPr>
@@ -3272,7 +3272,7 @@
         <w:rPr>
           <w:lang w:val="en_US" w:bidi="en_US"/>
         </w:rPr>
-        <w:t>Lamentations 3:66</w:t>
+        <w:t>Lamentations 4:1 (#1)</w:t>
       </w:r>
       <w:r>
         <w:rPr>
@@ -3292,21 +3292,21 @@
           <w:b/>
           <w:lang w:val="en_US" w:bidi="en_US"/>
         </w:rPr>
-        <w:t>What does the writer ask Yahweh to do to his enemies?</w:t>
-      </w:r>
-    </w:p>
-    <w:p>
-      <w:pPr/>
-      <w:r>
-        <w:rPr>
-          <w:lang w:val="en_US" w:bidi="en_US"/>
-        </w:rPr>
-      </w:r>
-      <w:r>
-        <w:rPr>
-          <w:lang w:val="en_US" w:bidi="en_US"/>
-        </w:rPr>
-        <w:t>he asks Yahweh to pursue his enemies in his anger and destroy them everywhere under the heavens.</w:t>
+        <w:t>To what does the writer compare the people of Jerusalem?</w:t>
+      </w:r>
+    </w:p>
+    <w:p>
+      <w:pPr/>
+      <w:r>
+        <w:rPr>
+          <w:lang w:val="en_US" w:bidi="en_US"/>
+        </w:rPr>
+      </w:r>
+      <w:r>
+        <w:rPr>
+          <w:lang w:val="en_US" w:bidi="en_US"/>
+        </w:rPr>
+        <w:t>The writer compares the people of Jerusalem to gold that has become tarnished and to holy stones that have been scattered at the corner of every street.</w:t>
       </w:r>
       <w:r>
         <w:rPr>
@@ -3335,7 +3335,7 @@
         <w:rPr>
           <w:lang w:val="en_US" w:bidi="en_US"/>
         </w:rPr>
-        <w:t>Lamentations 4:1</w:t>
+        <w:t>Lamentations 4:2 (#1)</w:t>
       </w:r>
       <w:r>
         <w:rPr>
@@ -3355,21 +3355,21 @@
           <w:b/>
           <w:lang w:val="en_US" w:bidi="en_US"/>
         </w:rPr>
-        <w:t>What has become of the gold and the holy stones?</w:t>
-      </w:r>
-    </w:p>
-    <w:p>
-      <w:pPr/>
-      <w:r>
-        <w:rPr>
-          <w:lang w:val="en_US" w:bidi="en_US"/>
-        </w:rPr>
-      </w:r>
-      <w:r>
-        <w:rPr>
-          <w:lang w:val="en_US" w:bidi="en_US"/>
-        </w:rPr>
-        <w:t>The gold has become completely tarnished, the purest gold has changed and the holy stones have been poured out at the head of every street.</w:t>
+        <w:t>What were the sons of Zion, and how are they now valued?</w:t>
+      </w:r>
+    </w:p>
+    <w:p>
+      <w:pPr/>
+      <w:r>
+        <w:rPr>
+          <w:lang w:val="en_US" w:bidi="en_US"/>
+        </w:rPr>
+      </w:r>
+      <w:r>
+        <w:rPr>
+          <w:lang w:val="en_US" w:bidi="en_US"/>
+        </w:rPr>
+        <w:t>The sons of Zion were precious, weighed against fine gold, but now they are regarded as clay jars, the work of a potter’s hands.</w:t>
       </w:r>
       <w:r>
         <w:rPr>
@@ -3398,7 +3398,7 @@
         <w:rPr>
           <w:lang w:val="en_US" w:bidi="en_US"/>
         </w:rPr>
-        <w:t>Lamentations 4:2</w:t>
+        <w:t>Lamentations 4:3 (#1)</w:t>
       </w:r>
       <w:r>
         <w:rPr>
@@ -3418,21 +3418,21 @@
           <w:b/>
           <w:lang w:val="en_US" w:bidi="en_US"/>
         </w:rPr>
-        <w:t>What were the sons of Zion, and how are they now valued?</w:t>
-      </w:r>
-    </w:p>
-    <w:p>
-      <w:pPr/>
-      <w:r>
-        <w:rPr>
-          <w:lang w:val="en_US" w:bidi="en_US"/>
-        </w:rPr>
-      </w:r>
-      <w:r>
-        <w:rPr>
-          <w:lang w:val="en_US" w:bidi="en_US"/>
-        </w:rPr>
-        <w:t>The sons of Zion were precious, valued greater than pure gold, but now they are regarded as clay jars made by potter’s hands.</w:t>
+        <w:t>What does the writer compare the daughter of his people to?</w:t>
+      </w:r>
+    </w:p>
+    <w:p>
+      <w:pPr/>
+      <w:r>
+        <w:rPr>
+          <w:lang w:val="en_US" w:bidi="en_US"/>
+        </w:rPr>
+      </w:r>
+      <w:r>
+        <w:rPr>
+          <w:lang w:val="en_US" w:bidi="en_US"/>
+        </w:rPr>
+        <w:t>He compares her to the ostriches in the wilderness, who are fierce and do not care for their young.</w:t>
       </w:r>
       <w:r>
         <w:rPr>
@@ -3461,7 +3461,7 @@
         <w:rPr>
           <w:lang w:val="en_US" w:bidi="en_US"/>
         </w:rPr>
-        <w:t>Lamentations 4:3</w:t>
+        <w:t>Lamentations 4:4 (#1)</w:t>
       </w:r>
       <w:r>
         <w:rPr>
@@ -3481,21 +3481,21 @@
           <w:b/>
           <w:lang w:val="en_US" w:bidi="en_US"/>
         </w:rPr>
-        <w:t>How do the daughters of his people act?</w:t>
-      </w:r>
-    </w:p>
-    <w:p>
-      <w:pPr/>
-      <w:r>
-        <w:rPr>
-          <w:lang w:val="en_US" w:bidi="en_US"/>
-        </w:rPr>
-      </w:r>
-      <w:r>
-        <w:rPr>
-          <w:lang w:val="en_US" w:bidi="en_US"/>
-        </w:rPr>
-        <w:t>They are as cruel as the ostrich in the desert.</w:t>
+        <w:t>What happens to the tongue of the nursing baby, and what are the children asking for?</w:t>
+      </w:r>
+    </w:p>
+    <w:p>
+      <w:pPr/>
+      <w:r>
+        <w:rPr>
+          <w:lang w:val="en_US" w:bidi="en_US"/>
+        </w:rPr>
+      </w:r>
+      <w:r>
+        <w:rPr>
+          <w:lang w:val="en_US" w:bidi="en_US"/>
+        </w:rPr>
+        <w:t>The tongue of the nursing baby sticks to the roof of his mouth with thirst, and the children ask for food, but there is nothing for them.</w:t>
       </w:r>
       <w:r>
         <w:rPr>
@@ -3524,7 +3524,7 @@
         <w:rPr>
           <w:lang w:val="en_US" w:bidi="en_US"/>
         </w:rPr>
-        <w:t>Lamentations 4:4</w:t>
+        <w:t>Lamentations 4:5 (#1)</w:t>
       </w:r>
       <w:r>
         <w:rPr>
@@ -3544,21 +3544,21 @@
           <w:b/>
           <w:lang w:val="en_US" w:bidi="en_US"/>
         </w:rPr>
-        <w:t>What happens to the tongue of the nursing baby and what are the children asking for?</w:t>
-      </w:r>
-    </w:p>
-    <w:p>
-      <w:pPr/>
-      <w:r>
-        <w:rPr>
-          <w:lang w:val="en_US" w:bidi="en_US"/>
-        </w:rPr>
-      </w:r>
-      <w:r>
-        <w:rPr>
-          <w:lang w:val="en_US" w:bidi="en_US"/>
-        </w:rPr>
-        <w:t>The tongue of the nursing baby sticks to the roof of his mouth with thirst and the children are asking for bread but there is nothing for them.</w:t>
+        <w:t>What has happened to the ones who used to eat the finest food and used to wear scarlet clothing?</w:t>
+      </w:r>
+    </w:p>
+    <w:p>
+      <w:pPr/>
+      <w:r>
+        <w:rPr>
+          <w:lang w:val="en_US" w:bidi="en_US"/>
+        </w:rPr>
+      </w:r>
+      <w:r>
+        <w:rPr>
+          <w:lang w:val="en_US" w:bidi="en_US"/>
+        </w:rPr>
+        <w:t>The ones who used to eat the finest food are now starving in the streets, and the ones who used to wear scarlet clothing now search through piles of garbage looking for something to eat.</w:t>
       </w:r>
       <w:r>
         <w:rPr>
@@ -3587,7 +3587,7 @@
         <w:rPr>
           <w:lang w:val="en_US" w:bidi="en_US"/>
         </w:rPr>
-        <w:t>Lamentations 4:5</w:t>
+        <w:t>Lamentations 4:6 (#1)</w:t>
       </w:r>
       <w:r>
         <w:rPr>
@@ -3607,21 +3607,21 @@
           <w:b/>
           <w:lang w:val="en_US" w:bidi="en_US"/>
         </w:rPr>
-        <w:t>What has happened to the ones who used to eat expensive food and those who wore scarlet clothing?</w:t>
-      </w:r>
-    </w:p>
-    <w:p>
-      <w:pPr/>
-      <w:r>
-        <w:rPr>
-          <w:lang w:val="en_US" w:bidi="en_US"/>
-        </w:rPr>
-      </w:r>
-      <w:r>
-        <w:rPr>
-          <w:lang w:val="en_US" w:bidi="en_US"/>
-        </w:rPr>
-        <w:t>The ones who used to eat expensive food are now abandoned and starving, and the ones who wore scarlet clothing are now on top of the garbage heaps.</w:t>
+        <w:t>How great is the guilt of the daughter of his people?</w:t>
+      </w:r>
+    </w:p>
+    <w:p>
+      <w:pPr/>
+      <w:r>
+        <w:rPr>
+          <w:lang w:val="en_US" w:bidi="en_US"/>
+        </w:rPr>
+      </w:r>
+      <w:r>
+        <w:rPr>
+          <w:lang w:val="en_US" w:bidi="en_US"/>
+        </w:rPr>
+        <w:t>The guilt of the daughter of his people is greater than the sin of Sodom.</w:t>
       </w:r>
       <w:r>
         <w:rPr>
@@ -3650,7 +3650,7 @@
         <w:rPr>
           <w:lang w:val="en_US" w:bidi="en_US"/>
         </w:rPr>
-        <w:t>Lamentations 4:6</w:t>
+        <w:t>Lamentations 4:7–8 (#1)</w:t>
       </w:r>
       <w:r>
         <w:rPr>
@@ -3670,21 +3670,21 @@
           <w:b/>
           <w:lang w:val="en_US" w:bidi="en_US"/>
         </w:rPr>
-        <w:t>How great is the iniquity of the daughter of his people?</w:t>
-      </w:r>
-    </w:p>
-    <w:p>
-      <w:pPr/>
-      <w:r>
-        <w:rPr>
-          <w:lang w:val="en_US" w:bidi="en_US"/>
-        </w:rPr>
-      </w:r>
-      <w:r>
-        <w:rPr>
-          <w:lang w:val="en_US" w:bidi="en_US"/>
-        </w:rPr>
-        <w:t>The iniquity of the daughter is greater than the sin of Sodom.</w:t>
+        <w:t>What were her Nazarites like before, and how are they now?</w:t>
+      </w:r>
+    </w:p>
+    <w:p>
+      <w:pPr/>
+      <w:r>
+        <w:rPr>
+          <w:lang w:val="en_US" w:bidi="en_US"/>
+        </w:rPr>
+      </w:r>
+      <w:r>
+        <w:rPr>
+          <w:lang w:val="en_US" w:bidi="en_US"/>
+        </w:rPr>
+        <w:t>Her Nazarites were purer than snow, healthy, attractive, and vigorous. Now darkness has darkened their form, they are unrecognizable in the streets, and their skin has shriveled on their bones and become as dry as wood.</w:t>
       </w:r>
       <w:r>
         <w:rPr>
@@ -3713,7 +3713,7 @@
         <w:rPr>
           <w:lang w:val="en_US" w:bidi="en_US"/>
         </w:rPr>
-        <w:t>Lamentations 4:7–8</w:t>
+        <w:t>Lamentations 4:9 (#1)</w:t>
       </w:r>
       <w:r>
         <w:rPr>
@@ -3733,21 +3733,21 @@
           <w:b/>
           <w:lang w:val="en_US" w:bidi="en_US"/>
         </w:rPr>
-        <w:t>What were her leaders like before, and how are they now?</w:t>
-      </w:r>
-    </w:p>
-    <w:p>
-      <w:pPr/>
-      <w:r>
-        <w:rPr>
-          <w:lang w:val="en_US" w:bidi="en_US"/>
-        </w:rPr>
-      </w:r>
-      <w:r>
-        <w:rPr>
-          <w:lang w:val="en_US" w:bidi="en_US"/>
-        </w:rPr>
-        <w:t>Her leaders were like snow that shines, they were as white as milk, their bodies were more ruddy than coral, and their form like sapphire. Now darkness has blackened their appearance, they are unrecognizable, and their skin clings to their withered bones.</w:t>
+        <w:t>What does the writer say about those killed by hunger compared to those killed by the sword?</w:t>
+      </w:r>
+    </w:p>
+    <w:p>
+      <w:pPr/>
+      <w:r>
+        <w:rPr>
+          <w:lang w:val="en_US" w:bidi="en_US"/>
+        </w:rPr>
+      </w:r>
+      <w:r>
+        <w:rPr>
+          <w:lang w:val="en_US" w:bidi="en_US"/>
+        </w:rPr>
+        <w:t>The writer says that those killed by the sword were better off than those who slowly wasted away from hunger.</w:t>
       </w:r>
       <w:r>
         <w:rPr>
@@ -3776,7 +3776,7 @@
         <w:rPr>
           <w:lang w:val="en_US" w:bidi="en_US"/>
         </w:rPr>
-        <w:t>Lamentations 4:9</w:t>
+        <w:t>Lamentations 4:10 (#1)</w:t>
       </w:r>
       <w:r>
         <w:rPr>
@@ -3796,21 +3796,21 @@
           <w:b/>
           <w:lang w:val="en_US" w:bidi="en_US"/>
         </w:rPr>
-        <w:t>What does Jeremiah say about those who have been killed by hunger compared to those killed by the sword?</w:t>
-      </w:r>
-    </w:p>
-    <w:p>
-      <w:pPr/>
-      <w:r>
-        <w:rPr>
-          <w:lang w:val="en_US" w:bidi="en_US"/>
-        </w:rPr>
-      </w:r>
-      <w:r>
-        <w:rPr>
-          <w:lang w:val="en_US" w:bidi="en_US"/>
-        </w:rPr>
-        <w:t>Jeremiah says that those killed by the sword are better off than those killed by hunger.</w:t>
+        <w:t>What did the compassionate women do with their children?</w:t>
+      </w:r>
+    </w:p>
+    <w:p>
+      <w:pPr/>
+      <w:r>
+        <w:rPr>
+          <w:lang w:val="en_US" w:bidi="en_US"/>
+        </w:rPr>
+      </w:r>
+      <w:r>
+        <w:rPr>
+          <w:lang w:val="en_US" w:bidi="en_US"/>
+        </w:rPr>
+        <w:t>They boiled their own children and the children became their food.</w:t>
       </w:r>
       <w:r>
         <w:rPr>
@@ -3839,7 +3839,7 @@
         <w:rPr>
           <w:lang w:val="en_US" w:bidi="en_US"/>
         </w:rPr>
-        <w:t>Lamentations 4:10</w:t>
+        <w:t>Lamentations 4:11 (#1)</w:t>
       </w:r>
       <w:r>
         <w:rPr>
@@ -3859,21 +3859,21 @@
           <w:b/>
           <w:lang w:val="en_US" w:bidi="en_US"/>
         </w:rPr>
-        <w:t>What did the compassionate women do with their children?</w:t>
-      </w:r>
-    </w:p>
-    <w:p>
-      <w:pPr/>
-      <w:r>
-        <w:rPr>
-          <w:lang w:val="en_US" w:bidi="en_US"/>
-        </w:rPr>
-      </w:r>
-      <w:r>
-        <w:rPr>
-          <w:lang w:val="en_US" w:bidi="en_US"/>
-        </w:rPr>
-        <w:t>They boiled their own children and the children became their food.</w:t>
+        <w:t>How did Yahweh bring his wrath to completion?</w:t>
+      </w:r>
+    </w:p>
+    <w:p>
+      <w:pPr/>
+      <w:r>
+        <w:rPr>
+          <w:lang w:val="en_US" w:bidi="en_US"/>
+        </w:rPr>
+      </w:r>
+      <w:r>
+        <w:rPr>
+          <w:lang w:val="en_US" w:bidi="en_US"/>
+        </w:rPr>
+        <w:t>Yahweh brought his wrath to completion by pouring out his fierce anger and kindling a fire in Zion that consumed her foundations.</w:t>
       </w:r>
       <w:r>
         <w:rPr>
@@ -3902,7 +3902,7 @@
         <w:rPr>
           <w:lang w:val="en_US" w:bidi="en_US"/>
         </w:rPr>
-        <w:t>Lamentations 4:11</w:t>
+        <w:t>Lamentations 4:12 (#1)</w:t>
       </w:r>
       <w:r>
         <w:rPr>
@@ -3922,21 +3922,21 @@
           <w:b/>
           <w:lang w:val="en_US" w:bidi="en_US"/>
         </w:rPr>
-        <w:t>How did Yahweh satisfy his rage?</w:t>
-      </w:r>
-    </w:p>
-    <w:p>
-      <w:pPr/>
-      <w:r>
-        <w:rPr>
-          <w:lang w:val="en_US" w:bidi="en_US"/>
-        </w:rPr>
-      </w:r>
-      <w:r>
-        <w:rPr>
-          <w:lang w:val="en_US" w:bidi="en_US"/>
-        </w:rPr>
-        <w:t>Yahweh satisfied his rage when he poured out his burning anger, kindled a fire in Zion, and devoured her foundations.</w:t>
+        <w:t>What did the kings and the inhabitants of the world not believe could happen to Jerusalem?</w:t>
+      </w:r>
+    </w:p>
+    <w:p>
+      <w:pPr/>
+      <w:r>
+        <w:rPr>
+          <w:lang w:val="en_US" w:bidi="en_US"/>
+        </w:rPr>
+      </w:r>
+      <w:r>
+        <w:rPr>
+          <w:lang w:val="en_US" w:bidi="en_US"/>
+        </w:rPr>
+        <w:t>They did not believe that an adversary and an enemy could enter the gates of Jerusalem.</w:t>
       </w:r>
       <w:r>
         <w:rPr>
@@ -3965,7 +3965,7 @@
         <w:rPr>
           <w:lang w:val="en_US" w:bidi="en_US"/>
         </w:rPr>
-        <w:t>Lamentations 4:12</w:t>
+        <w:t>Lamentations 4:13 (#1)</w:t>
       </w:r>
       <w:r>
         <w:rPr>
@@ -3985,21 +3985,21 @@
           <w:b/>
           <w:lang w:val="en_US" w:bidi="en_US"/>
         </w:rPr>
-        <w:t>What did the kings and the inhabitants of the world not believe could happen to Jerusalem?</w:t>
-      </w:r>
-    </w:p>
-    <w:p>
-      <w:pPr/>
-      <w:r>
-        <w:rPr>
-          <w:lang w:val="en_US" w:bidi="en_US"/>
-        </w:rPr>
-      </w:r>
-      <w:r>
-        <w:rPr>
-          <w:lang w:val="en_US" w:bidi="en_US"/>
-        </w:rPr>
-        <w:t>They did not believe that an enemy could enter the gates of Jerusalem.</w:t>
+        <w:t>What did the prophets and priests do in the city?</w:t>
+      </w:r>
+    </w:p>
+    <w:p>
+      <w:pPr/>
+      <w:r>
+        <w:rPr>
+          <w:lang w:val="en_US" w:bidi="en_US"/>
+        </w:rPr>
+      </w:r>
+      <w:r>
+        <w:rPr>
+          <w:lang w:val="en_US" w:bidi="en_US"/>
+        </w:rPr>
+        <w:t>The prophets sinned greatly and the priests did evil things, and they poured out the blood of the innocent people right in the city.</w:t>
       </w:r>
       <w:r>
         <w:rPr>
@@ -4028,7 +4028,7 @@
         <w:rPr>
           <w:lang w:val="en_US" w:bidi="en_US"/>
         </w:rPr>
-        <w:t>Lamentations 4:13</w:t>
+        <w:t>Lamentations 4:14 (#1)</w:t>
       </w:r>
       <w:r>
         <w:rPr>
@@ -4048,21 +4048,21 @@
           <w:b/>
           <w:lang w:val="en_US" w:bidi="en_US"/>
         </w:rPr>
-        <w:t>What did the enemy do because of the sins of the prophets and the iniquities of the priests?</w:t>
-      </w:r>
-    </w:p>
-    <w:p>
-      <w:pPr/>
-      <w:r>
-        <w:rPr>
-          <w:lang w:val="en_US" w:bidi="en_US"/>
-        </w:rPr>
-      </w:r>
-      <w:r>
-        <w:rPr>
-          <w:lang w:val="en_US" w:bidi="en_US"/>
-        </w:rPr>
-        <w:t>The enemy entered the gates of Jerusalem.</w:t>
+        <w:t>What happened to those prophets and priests?</w:t>
+      </w:r>
+    </w:p>
+    <w:p>
+      <w:pPr/>
+      <w:r>
+        <w:rPr>
+          <w:lang w:val="en_US" w:bidi="en_US"/>
+        </w:rPr>
+      </w:r>
+      <w:r>
+        <w:rPr>
+          <w:lang w:val="en_US" w:bidi="en_US"/>
+        </w:rPr>
+        <w:t>They stumbled about blind in the streets, defiled with blood, so that no one was able to touch their clothes.</w:t>
       </w:r>
       <w:r>
         <w:rPr>
@@ -4091,7 +4091,7 @@
         <w:rPr>
           <w:lang w:val="en_US" w:bidi="en_US"/>
         </w:rPr>
-        <w:t>Lamentations 4:14</w:t>
+        <w:t>Lamentations 4:15 (#1)</w:t>
       </w:r>
       <w:r>
         <w:rPr>
@@ -4111,21 +4111,21 @@
           <w:b/>
           <w:lang w:val="en_US" w:bidi="en_US"/>
         </w:rPr>
-        <w:t>What happened to those prophets and priests?</w:t>
-      </w:r>
-    </w:p>
-    <w:p>
-      <w:pPr/>
-      <w:r>
-        <w:rPr>
-          <w:lang w:val="en_US" w:bidi="en_US"/>
-        </w:rPr>
-      </w:r>
-      <w:r>
-        <w:rPr>
-          <w:lang w:val="en_US" w:bidi="en_US"/>
-        </w:rPr>
-        <w:t>They wandered like blind men in the streets and were defiled by that blood so no one was able to touch their clothes.</w:t>
+        <w:t>What did people shout at the defiled prophets and priests?</w:t>
+      </w:r>
+    </w:p>
+    <w:p>
+      <w:pPr/>
+      <w:r>
+        <w:rPr>
+          <w:lang w:val="en_US" w:bidi="en_US"/>
+        </w:rPr>
+      </w:r>
+      <w:r>
+        <w:rPr>
+          <w:lang w:val="en_US" w:bidi="en_US"/>
+        </w:rPr>
+        <w:t>People shouted at them to go away, calling them unclean and telling others not to touch them.</w:t>
       </w:r>
       <w:r>
         <w:rPr>
@@ -4154,7 +4154,7 @@
         <w:rPr>
           <w:lang w:val="en_US" w:bidi="en_US"/>
         </w:rPr>
-        <w:t>Lamentations 4:15</w:t>
+        <w:t>Lamentations 4:15 (#2)</w:t>
       </w:r>
       <w:r>
         <w:rPr>
@@ -4174,21 +4174,21 @@
           <w:b/>
           <w:lang w:val="en_US" w:bidi="en_US"/>
         </w:rPr>
-        <w:t>What did the prophets and priests cry out?</w:t>
-      </w:r>
-    </w:p>
-    <w:p>
-      <w:pPr/>
-      <w:r>
-        <w:rPr>
-          <w:lang w:val="en_US" w:bidi="en_US"/>
-        </w:rPr>
-      </w:r>
-      <w:r>
-        <w:rPr>
-          <w:lang w:val="en_US" w:bidi="en_US"/>
-        </w:rPr>
-        <w:t>The prophets and the priests cried out and said to flee and to not touch them.</w:t>
+        <w:t>Where did the prophets and the priests go?</w:t>
+      </w:r>
+    </w:p>
+    <w:p>
+      <w:pPr/>
+      <w:r>
+        <w:rPr>
+          <w:lang w:val="en_US" w:bidi="en_US"/>
+        </w:rPr>
+      </w:r>
+      <w:r>
+        <w:rPr>
+          <w:lang w:val="en_US" w:bidi="en_US"/>
+        </w:rPr>
+        <w:t>They fled and wandered among the nations, but the nations said they could not stay.</w:t>
       </w:r>
       <w:r>
         <w:rPr>
@@ -4217,7 +4217,7 @@
         <w:rPr>
           <w:lang w:val="en_US" w:bidi="en_US"/>
         </w:rPr>
-        <w:t>Lamentations 4:15 (#2)</w:t>
+        <w:t>Lamentations 4:16 (#1)</w:t>
       </w:r>
       <w:r>
         <w:rPr>
@@ -4237,21 +4237,21 @@
           <w:b/>
           <w:lang w:val="en_US" w:bidi="en_US"/>
         </w:rPr>
-        <w:t>Where did the prophets and the priests go?</w:t>
-      </w:r>
-    </w:p>
-    <w:p>
-      <w:pPr/>
-      <w:r>
-        <w:rPr>
-          <w:lang w:val="en_US" w:bidi="en_US"/>
-        </w:rPr>
-      </w:r>
-      <w:r>
-        <w:rPr>
-          <w:lang w:val="en_US" w:bidi="en_US"/>
-        </w:rPr>
-        <w:t>They wandered to other lands where the Gentiles said they could not live there any longer.</w:t>
+        <w:t>What did Yahweh do to the scattered prophets and priests?</w:t>
+      </w:r>
+    </w:p>
+    <w:p>
+      <w:pPr/>
+      <w:r>
+        <w:rPr>
+          <w:lang w:val="en_US" w:bidi="en_US"/>
+        </w:rPr>
+      </w:r>
+      <w:r>
+        <w:rPr>
+          <w:lang w:val="en_US" w:bidi="en_US"/>
+        </w:rPr>
+        <w:t>Yahweh scattered them and will no longer watch over them.</w:t>
       </w:r>
       <w:r>
         <w:rPr>
@@ -4280,7 +4280,7 @@
         <w:rPr>
           <w:lang w:val="en_US" w:bidi="en_US"/>
         </w:rPr>
-        <w:t>Lamentations 4:16</w:t>
+        <w:t>Lamentations 4:16 (#2)</w:t>
       </w:r>
       <w:r>
         <w:rPr>
@@ -4300,21 +4300,21 @@
           <w:b/>
           <w:lang w:val="en_US" w:bidi="en_US"/>
         </w:rPr>
-        <w:t>What did Yahweh do to the prophets and the priests?</w:t>
-      </w:r>
-    </w:p>
-    <w:p>
-      <w:pPr/>
-      <w:r>
-        <w:rPr>
-          <w:lang w:val="en_US" w:bidi="en_US"/>
-        </w:rPr>
-      </w:r>
-      <w:r>
-        <w:rPr>
-          <w:lang w:val="en_US" w:bidi="en_US"/>
-        </w:rPr>
-        <w:t>Yahweh scattered the prophets and priests and does not look on them with favor any longer.</w:t>
+        <w:t>How are the priests received and how are the elders received?</w:t>
+      </w:r>
+    </w:p>
+    <w:p>
+      <w:pPr/>
+      <w:r>
+        <w:rPr>
+          <w:lang w:val="en_US" w:bidi="en_US"/>
+        </w:rPr>
+      </w:r>
+      <w:r>
+        <w:rPr>
+          <w:lang w:val="en_US" w:bidi="en_US"/>
+        </w:rPr>
+        <w:t>The priests are not respected anymore and the elders are not shown any concern.</w:t>
       </w:r>
       <w:r>
         <w:rPr>
@@ -4343,7 +4343,7 @@
         <w:rPr>
           <w:lang w:val="en_US" w:bidi="en_US"/>
         </w:rPr>
-        <w:t>Lamentations 4:16 (#2)</w:t>
+        <w:t>Lamentations 4:17 (#1)</w:t>
       </w:r>
       <w:r>
         <w:rPr>
@@ -4363,21 +4363,21 @@
           <w:b/>
           <w:lang w:val="en_US" w:bidi="en_US"/>
         </w:rPr>
-        <w:t>How are the priests received and how are the elders received?</w:t>
-      </w:r>
-    </w:p>
-    <w:p>
-      <w:pPr/>
-      <w:r>
-        <w:rPr>
-          <w:lang w:val="en_US" w:bidi="en_US"/>
-        </w:rPr>
-      </w:r>
-      <w:r>
-        <w:rPr>
-          <w:lang w:val="en_US" w:bidi="en_US"/>
-        </w:rPr>
-        <w:t>The priests are not respected anymore and the elders are not shown any concern.</w:t>
+        <w:t>What happened when the people watched and waited for help from the nations?</w:t>
+      </w:r>
+    </w:p>
+    <w:p>
+      <w:pPr/>
+      <w:r>
+        <w:rPr>
+          <w:lang w:val="en_US" w:bidi="en_US"/>
+        </w:rPr>
+      </w:r>
+      <w:r>
+        <w:rPr>
+          <w:lang w:val="en_US" w:bidi="en_US"/>
+        </w:rPr>
+        <w:t>They watched in vain, and the nation they hoped would rescue them was not able to save them.</w:t>
       </w:r>
       <w:r>
         <w:rPr>
@@ -4406,7 +4406,7 @@
         <w:rPr>
           <w:lang w:val="en_US" w:bidi="en_US"/>
         </w:rPr>
-        <w:t>Lamentations 4:17</w:t>
+        <w:t>Lamentations 4:18 (#1)</w:t>
       </w:r>
       <w:r>
         <w:rPr>
@@ -4426,21 +4426,21 @@
           <w:b/>
           <w:lang w:val="en_US" w:bidi="en_US"/>
         </w:rPr>
-        <w:t>What failed to find worthless help?</w:t>
-      </w:r>
-    </w:p>
-    <w:p>
-      <w:pPr/>
-      <w:r>
-        <w:rPr>
-          <w:lang w:val="en_US" w:bidi="en_US"/>
-        </w:rPr>
-      </w:r>
-      <w:r>
-        <w:rPr>
-          <w:lang w:val="en_US" w:bidi="en_US"/>
-        </w:rPr>
-        <w:t>Their eyes failed to find help.</w:t>
+        <w:t>What did the enemy do to the people?</w:t>
+      </w:r>
+    </w:p>
+    <w:p>
+      <w:pPr/>
+      <w:r>
+        <w:rPr>
+          <w:lang w:val="en_US" w:bidi="en_US"/>
+        </w:rPr>
+      </w:r>
+      <w:r>
+        <w:rPr>
+          <w:lang w:val="en_US" w:bidi="en_US"/>
+        </w:rPr>
+        <w:t>The enemy tracked their every step so that they could not walk freely through their own streets.</w:t>
       </w:r>
       <w:r>
         <w:rPr>
@@ -4469,7 +4469,7 @@
         <w:rPr>
           <w:lang w:val="en_US" w:bidi="en_US"/>
         </w:rPr>
-        <w:t>Lamentations 4:18</w:t>
+        <w:t>Lamentations 4:18 (#2)</w:t>
       </w:r>
       <w:r>
         <w:rPr>
@@ -4489,21 +4489,21 @@
           <w:b/>
           <w:lang w:val="en_US" w:bidi="en_US"/>
         </w:rPr>
-        <w:t>What did the enemy do to them?</w:t>
-      </w:r>
-    </w:p>
-    <w:p>
-      <w:pPr/>
-      <w:r>
-        <w:rPr>
-          <w:lang w:val="en_US" w:bidi="en_US"/>
-        </w:rPr>
-      </w:r>
-      <w:r>
-        <w:rPr>
-          <w:lang w:val="en_US" w:bidi="en_US"/>
-        </w:rPr>
-        <w:t>They hunted their steps going through their streets.</w:t>
+        <w:t>What did the people say about their end?</w:t>
+      </w:r>
+    </w:p>
+    <w:p>
+      <w:pPr/>
+      <w:r>
+        <w:rPr>
+          <w:lang w:val="en_US" w:bidi="en_US"/>
+        </w:rPr>
+      </w:r>
+      <w:r>
+        <w:rPr>
+          <w:lang w:val="en_US" w:bidi="en_US"/>
+        </w:rPr>
+        <w:t>They said their end was near and the time for their destruction had come.</w:t>
       </w:r>
       <w:r>
         <w:rPr>
@@ -4532,7 +4532,7 @@
         <w:rPr>
           <w:lang w:val="en_US" w:bidi="en_US"/>
         </w:rPr>
-        <w:t>Lamentations 4:18 (#2)</w:t>
+        <w:t>Lamentations 4:19 (#1)</w:t>
       </w:r>
       <w:r>
         <w:rPr>
@@ -4552,21 +4552,21 @@
           <w:b/>
           <w:lang w:val="en_US" w:bidi="en_US"/>
         </w:rPr>
-        <w:t>What did the people say about their end?</w:t>
-      </w:r>
-    </w:p>
-    <w:p>
-      <w:pPr/>
-      <w:r>
-        <w:rPr>
-          <w:lang w:val="en_US" w:bidi="en_US"/>
-        </w:rPr>
-      </w:r>
-      <w:r>
-        <w:rPr>
-          <w:lang w:val="en_US" w:bidi="en_US"/>
-        </w:rPr>
-        <w:t>They said their end was near, their days were finished, and their end had come.</w:t>
+        <w:t>How does the writer describe the pursuers, and what did they do?</w:t>
+      </w:r>
+    </w:p>
+    <w:p>
+      <w:pPr/>
+      <w:r>
+        <w:rPr>
+          <w:lang w:val="en_US" w:bidi="en_US"/>
+        </w:rPr>
+      </w:r>
+      <w:r>
+        <w:rPr>
+          <w:lang w:val="en_US" w:bidi="en_US"/>
+        </w:rPr>
+        <w:t>The writer describes the pursuers as swifter than the eagles of heaven; the pursuers set upon them on the mountains and lay in wait for them in the wilderness.</w:t>
       </w:r>
       <w:r>
         <w:rPr>
@@ -4595,7 +4595,7 @@
         <w:rPr>
           <w:lang w:val="en_US" w:bidi="en_US"/>
         </w:rPr>
-        <w:t>Lamentations 4:19</w:t>
+        <w:t>Lamentations 4:20 (#1)</w:t>
       </w:r>
       <w:r>
         <w:rPr>
@@ -4615,21 +4615,21 @@
           <w:b/>
           <w:lang w:val="en_US" w:bidi="en_US"/>
         </w:rPr>
-        <w:t>How did the people describe the pursuers, and what did the pursuers do to them?</w:t>
-      </w:r>
-    </w:p>
-    <w:p>
-      <w:pPr/>
-      <w:r>
-        <w:rPr>
-          <w:lang w:val="en_US" w:bidi="en_US"/>
-        </w:rPr>
-      </w:r>
-      <w:r>
-        <w:rPr>
-          <w:lang w:val="en_US" w:bidi="en_US"/>
-        </w:rPr>
-        <w:t>The pursuers were swifter than the eagles and chased them to the mountains and lay in wait for them in the wilderness.</w:t>
+        <w:t>What happened to Yahweh’s anointed, our king?</w:t>
+      </w:r>
+    </w:p>
+    <w:p>
+      <w:pPr/>
+      <w:r>
+        <w:rPr>
+          <w:lang w:val="en_US" w:bidi="en_US"/>
+        </w:rPr>
+      </w:r>
+      <w:r>
+        <w:rPr>
+          <w:lang w:val="en_US" w:bidi="en_US"/>
+        </w:rPr>
+        <w:t>Yahweh’s anointed was captured in the enemy’s pits.</w:t>
       </w:r>
       <w:r>
         <w:rPr>
@@ -4658,7 +4658,7 @@
         <w:rPr>
           <w:lang w:val="en_US" w:bidi="en_US"/>
         </w:rPr>
-        <w:t>Lamentations 4:20</w:t>
+        <w:t>Lamentations 4:21 (#1)</w:t>
       </w:r>
       <w:r>
         <w:rPr>
@@ -4678,21 +4678,21 @@
           <w:b/>
           <w:lang w:val="en_US" w:bidi="en_US"/>
         </w:rPr>
-        <w:t>What happened to their king?</w:t>
-      </w:r>
-    </w:p>
-    <w:p>
-      <w:pPr/>
-      <w:r>
-        <w:rPr>
-          <w:lang w:val="en_US" w:bidi="en_US"/>
-        </w:rPr>
-      </w:r>
-      <w:r>
-        <w:rPr>
-          <w:lang w:val="en_US" w:bidi="en_US"/>
-        </w:rPr>
-        <w:t>Their king was captured in the enemy’s pits.</w:t>
+        <w:t>Why is the daughter of Edom told to rejoice and be glad?</w:t>
+      </w:r>
+    </w:p>
+    <w:p>
+      <w:pPr/>
+      <w:r>
+        <w:rPr>
+          <w:lang w:val="en_US" w:bidi="en_US"/>
+        </w:rPr>
+      </w:r>
+      <w:r>
+        <w:rPr>
+          <w:lang w:val="en_US" w:bidi="en_US"/>
+        </w:rPr>
+        <w:t>She is told to rejoice and be glad, but the cup of judgment will also pass to her, and Yahweh will punish and humiliate her, too.</w:t>
       </w:r>
       <w:r>
         <w:rPr>
@@ -4721,7 +4721,7 @@
         <w:rPr>
           <w:lang w:val="en_US" w:bidi="en_US"/>
         </w:rPr>
-        <w:t>Lamentations 4:21</w:t>
+        <w:t>Lamentations 4:22 (#1)</w:t>
       </w:r>
       <w:r>
         <w:rPr>
@@ -4741,21 +4741,21 @@
           <w:b/>
           <w:lang w:val="en_US" w:bidi="en_US"/>
         </w:rPr>
-        <w:t>Why is the daughter of Edom told to rejoice and be glad?</w:t>
-      </w:r>
-    </w:p>
-    <w:p>
-      <w:pPr/>
-      <w:r>
-        <w:rPr>
-          <w:lang w:val="en_US" w:bidi="en_US"/>
-        </w:rPr>
-      </w:r>
-      <w:r>
-        <w:rPr>
-          <w:lang w:val="en_US" w:bidi="en_US"/>
-        </w:rPr>
-        <w:t>She is told to rejoice and be glad for the cup will pass to her and she will be drunk and strip naked.</w:t>
+        <w:t>What is the daughter of Zion told?</w:t>
+      </w:r>
+    </w:p>
+    <w:p>
+      <w:pPr/>
+      <w:r>
+        <w:rPr>
+          <w:lang w:val="en_US" w:bidi="en_US"/>
+        </w:rPr>
+      </w:r>
+      <w:r>
+        <w:rPr>
+          <w:lang w:val="en_US" w:bidi="en_US"/>
+        </w:rPr>
+        <w:t>She is told her guilt is ended and Yahweh will no longer keep her in exile.</w:t>
       </w:r>
       <w:r>
         <w:rPr>
@@ -4784,7 +4784,7 @@
         <w:rPr>
           <w:lang w:val="en_US" w:bidi="en_US"/>
         </w:rPr>
-        <w:t>Lamentations 4:22</w:t>
+        <w:t>Lamentations 4:22 (#2)</w:t>
       </w:r>
       <w:r>
         <w:rPr>
@@ -4804,21 +4804,21 @@
           <w:b/>
           <w:lang w:val="en_US" w:bidi="en_US"/>
         </w:rPr>
-        <w:t>What is the daughter of Zion told?</w:t>
-      </w:r>
-    </w:p>
-    <w:p>
-      <w:pPr/>
-      <w:r>
-        <w:rPr>
-          <w:lang w:val="en_US" w:bidi="en_US"/>
-        </w:rPr>
-      </w:r>
-      <w:r>
-        <w:rPr>
-          <w:lang w:val="en_US" w:bidi="en_US"/>
-        </w:rPr>
-        <w:t>She is told her guilt is ended and Yahweh will no longer keep her in exile.</w:t>
+        <w:t>What is the daughter of Edom told?</w:t>
+      </w:r>
+    </w:p>
+    <w:p>
+      <w:pPr/>
+      <w:r>
+        <w:rPr>
+          <w:lang w:val="en_US" w:bidi="en_US"/>
+        </w:rPr>
+      </w:r>
+      <w:r>
+        <w:rPr>
+          <w:lang w:val="en_US" w:bidi="en_US"/>
+        </w:rPr>
+        <w:t>The daughter of Edom is told Yahweh will punish her guilt and will uncover her sins.</w:t>
       </w:r>
       <w:r>
         <w:rPr>
@@ -4847,7 +4847,7 @@
         <w:rPr>
           <w:lang w:val="en_US" w:bidi="en_US"/>
         </w:rPr>
-        <w:t>Lamentations 4:22 (#2)</w:t>
+        <w:t>Lamentations 5:1 (#1)</w:t>
       </w:r>
       <w:r>
         <w:rPr>
@@ -4867,21 +4867,21 @@
           <w:b/>
           <w:lang w:val="en_US" w:bidi="en_US"/>
         </w:rPr>
-        <w:t>What is the daughter of Edom told?</w:t>
-      </w:r>
-    </w:p>
-    <w:p>
-      <w:pPr/>
-      <w:r>
-        <w:rPr>
-          <w:lang w:val="en_US" w:bidi="en_US"/>
-        </w:rPr>
-      </w:r>
-      <w:r>
-        <w:rPr>
-          <w:lang w:val="en_US" w:bidi="en_US"/>
-        </w:rPr>
-        <w:t>The daughter of Edom is told Yahweh will punish her guilt and will uncover her sins.</w:t>
+        <w:t>What does the writer ask Yahweh to do?</w:t>
+      </w:r>
+    </w:p>
+    <w:p>
+      <w:pPr/>
+      <w:r>
+        <w:rPr>
+          <w:lang w:val="en_US" w:bidi="en_US"/>
+        </w:rPr>
+      </w:r>
+      <w:r>
+        <w:rPr>
+          <w:lang w:val="en_US" w:bidi="en_US"/>
+        </w:rPr>
+        <w:t>The writer asks Yahweh to remember what has happened to them and to see their disgrace.</w:t>
       </w:r>
       <w:r>
         <w:rPr>
@@ -4910,7 +4910,7 @@
         <w:rPr>
           <w:lang w:val="en_US" w:bidi="en_US"/>
         </w:rPr>
-        <w:t>Lamentations 5:1</w:t>
+        <w:t>Lamentations 5:2 (#1)</w:t>
       </w:r>
       <w:r>
         <w:rPr>
@@ -4930,21 +4930,21 @@
           <w:b/>
           <w:lang w:val="en_US" w:bidi="en_US"/>
         </w:rPr>
-        <w:t>What does Jeremiah ask Yahweh to do?</w:t>
-      </w:r>
-    </w:p>
-    <w:p>
-      <w:pPr/>
-      <w:r>
-        <w:rPr>
-          <w:lang w:val="en_US" w:bidi="en_US"/>
-        </w:rPr>
-      </w:r>
-      <w:r>
-        <w:rPr>
-          <w:lang w:val="en_US" w:bidi="en_US"/>
-        </w:rPr>
-        <w:t>Jeremiah asks Yahweh to call to mind what has happened to them and to see their shame.</w:t>
+        <w:t>What does the writer tell Yahweh has happened to their inheritance?</w:t>
+      </w:r>
+    </w:p>
+    <w:p>
+      <w:pPr/>
+      <w:r>
+        <w:rPr>
+          <w:lang w:val="en_US" w:bidi="en_US"/>
+        </w:rPr>
+      </w:r>
+      <w:r>
+        <w:rPr>
+          <w:lang w:val="en_US" w:bidi="en_US"/>
+        </w:rPr>
+        <w:t>The writer tells Yahweh that their inheritance has been turned over to strangers and their houses to foreigners.</w:t>
       </w:r>
       <w:r>
         <w:rPr>
@@ -4973,7 +4973,7 @@
         <w:rPr>
           <w:lang w:val="en_US" w:bidi="en_US"/>
         </w:rPr>
-        <w:t>Lamentations 5:2</w:t>
+        <w:t>Lamentations 5:5–6 (#1)</w:t>
       </w:r>
       <w:r>
         <w:rPr>
@@ -4993,21 +4993,21 @@
           <w:b/>
           <w:lang w:val="en_US" w:bidi="en_US"/>
         </w:rPr>
-        <w:t>What does Jeremiah tell Yahweh has happened to their inheritance?</w:t>
-      </w:r>
-    </w:p>
-    <w:p>
-      <w:pPr/>
-      <w:r>
-        <w:rPr>
-          <w:lang w:val="en_US" w:bidi="en_US"/>
-        </w:rPr>
-      </w:r>
-      <w:r>
-        <w:rPr>
-          <w:lang w:val="en_US" w:bidi="en_US"/>
-        </w:rPr>
-        <w:t>Jeremiah tells Yahweh that their inheritance has been turned over to strangers, and their houses to foreigners.</w:t>
+        <w:t>How does the writer describe what is happening to them?</w:t>
+      </w:r>
+    </w:p>
+    <w:p>
+      <w:pPr/>
+      <w:r>
+        <w:rPr>
+          <w:lang w:val="en_US" w:bidi="en_US"/>
+        </w:rPr>
+      </w:r>
+      <w:r>
+        <w:rPr>
+          <w:lang w:val="en_US" w:bidi="en_US"/>
+        </w:rPr>
+        <w:t>He says that their enemies run after them, that they are weary, and they have reached out to the Egyptians and Assyrians for food.</w:t>
       </w:r>
       <w:r>
         <w:rPr>
@@ -5036,7 +5036,7 @@
         <w:rPr>
           <w:lang w:val="en_US" w:bidi="en_US"/>
         </w:rPr>
-        <w:t>Lamentations 5:5–6</w:t>
+        <w:t>Lamentations 5:7 (#1)</w:t>
       </w:r>
       <w:r>
         <w:rPr>
@@ -5056,21 +5056,21 @@
           <w:b/>
           <w:lang w:val="en_US" w:bidi="en_US"/>
         </w:rPr>
-        <w:t>How does Jeremiah describe what is happening to them?</w:t>
-      </w:r>
-    </w:p>
-    <w:p>
-      <w:pPr/>
-      <w:r>
-        <w:rPr>
-          <w:lang w:val="en_US" w:bidi="en_US"/>
-        </w:rPr>
-      </w:r>
-      <w:r>
-        <w:rPr>
-          <w:lang w:val="en_US" w:bidi="en_US"/>
-        </w:rPr>
-        <w:t>Their enemies run after them, they are weary, and they have reached out to the Egyptians and Assyrians for food.</w:t>
+        <w:t>What are the people saying about their suffering?</w:t>
+      </w:r>
+    </w:p>
+    <w:p>
+      <w:pPr/>
+      <w:r>
+        <w:rPr>
+          <w:lang w:val="en_US" w:bidi="en_US"/>
+        </w:rPr>
+      </w:r>
+      <w:r>
+        <w:rPr>
+          <w:lang w:val="en_US" w:bidi="en_US"/>
+        </w:rPr>
+        <w:t>They are saying that their fathers sinned and then died, and they are suffering for what their fathers did wrong.</w:t>
       </w:r>
       <w:r>
         <w:rPr>
@@ -5099,7 +5099,7 @@
         <w:rPr>
           <w:lang w:val="en_US" w:bidi="en_US"/>
         </w:rPr>
-        <w:t>Lamentations 5:7</w:t>
+        <w:t>Lamentations 5:8 (#1)</w:t>
       </w:r>
       <w:r>
         <w:rPr>
@@ -5119,21 +5119,21 @@
           <w:b/>
           <w:lang w:val="en_US" w:bidi="en_US"/>
         </w:rPr>
-        <w:t>What are the people saying about sin?</w:t>
-      </w:r>
-    </w:p>
-    <w:p>
-      <w:pPr/>
-      <w:r>
-        <w:rPr>
-          <w:lang w:val="en_US" w:bidi="en_US"/>
-        </w:rPr>
-      </w:r>
-      <w:r>
-        <w:rPr>
-          <w:lang w:val="en_US" w:bidi="en_US"/>
-        </w:rPr>
-        <w:t>They are saying their fathers sinned and they bear their fathers’ sins.</w:t>
+        <w:t>What are the people saying about the slaves?</w:t>
+      </w:r>
+    </w:p>
+    <w:p>
+      <w:pPr/>
+      <w:r>
+        <w:rPr>
+          <w:lang w:val="en_US" w:bidi="en_US"/>
+        </w:rPr>
+      </w:r>
+      <w:r>
+        <w:rPr>
+          <w:lang w:val="en_US" w:bidi="en_US"/>
+        </w:rPr>
+        <w:t>The people are saying that slaves rule over them and there is no one to rescue them.</w:t>
       </w:r>
       <w:r>
         <w:rPr>
@@ -5162,7 +5162,7 @@
         <w:rPr>
           <w:lang w:val="en_US" w:bidi="en_US"/>
         </w:rPr>
-        <w:t>Lamentations 5:8</w:t>
+        <w:t>Lamentations 5:9 (#1)</w:t>
       </w:r>
       <w:r>
         <w:rPr>
@@ -5182,21 +5182,21 @@
           <w:b/>
           <w:lang w:val="en_US" w:bidi="en_US"/>
         </w:rPr>
-        <w:t>What are the people saying about the slaves?</w:t>
-      </w:r>
-    </w:p>
-    <w:p>
-      <w:pPr/>
-      <w:r>
-        <w:rPr>
-          <w:lang w:val="en_US" w:bidi="en_US"/>
-        </w:rPr>
-      </w:r>
-      <w:r>
-        <w:rPr>
-          <w:lang w:val="en_US" w:bidi="en_US"/>
-        </w:rPr>
-        <w:t>The people are saying the slaves rule over them and there is no one to rescue them.</w:t>
+        <w:t>How do they describe themselves when they go out to get bread?</w:t>
+      </w:r>
+    </w:p>
+    <w:p>
+      <w:pPr/>
+      <w:r>
+        <w:rPr>
+          <w:lang w:val="en_US" w:bidi="en_US"/>
+        </w:rPr>
+      </w:r>
+      <w:r>
+        <w:rPr>
+          <w:lang w:val="en_US" w:bidi="en_US"/>
+        </w:rPr>
+        <w:t>They risk their lives to get bread outside the city because violent people in the wilderness will try to kill them.</w:t>
       </w:r>
       <w:r>
         <w:rPr>
@@ -5225,7 +5225,7 @@
         <w:rPr>
           <w:lang w:val="en_US" w:bidi="en_US"/>
         </w:rPr>
-        <w:t>Lamentations 5:9</w:t>
+        <w:t>Lamentations 5:10 (#1)</w:t>
       </w:r>
       <w:r>
         <w:rPr>
@@ -5245,21 +5245,21 @@
           <w:b/>
           <w:lang w:val="en_US" w:bidi="en_US"/>
         </w:rPr>
-        <w:t>How do they describe themselves when they go out to get bread?</w:t>
-      </w:r>
-    </w:p>
-    <w:p>
-      <w:pPr/>
-      <w:r>
-        <w:rPr>
-          <w:lang w:val="en_US" w:bidi="en_US"/>
-        </w:rPr>
-      </w:r>
-      <w:r>
-        <w:rPr>
-          <w:lang w:val="en_US" w:bidi="en_US"/>
-        </w:rPr>
-        <w:t>They risk their lives to get bread in the face of the sword in the wilderness.</w:t>
+        <w:t>How do they describe their skin?</w:t>
+      </w:r>
+    </w:p>
+    <w:p>
+      <w:pPr/>
+      <w:r>
+        <w:rPr>
+          <w:lang w:val="en_US" w:bidi="en_US"/>
+        </w:rPr>
+      </w:r>
+      <w:r>
+        <w:rPr>
+          <w:lang w:val="en_US" w:bidi="en_US"/>
+        </w:rPr>
+        <w:t>Their skin grows hot as an oven from the fever of hunger.</w:t>
       </w:r>
       <w:r>
         <w:rPr>
@@ -5288,7 +5288,7 @@
         <w:rPr>
           <w:lang w:val="en_US" w:bidi="en_US"/>
         </w:rPr>
-        <w:t>Lamentations 5:10</w:t>
+        <w:t>Lamentations 5:11 (#1)</w:t>
       </w:r>
       <w:r>
         <w:rPr>
@@ -5308,21 +5308,21 @@
           <w:b/>
           <w:lang w:val="en_US" w:bidi="en_US"/>
         </w:rPr>
-        <w:t>How do they describe their skin?</w:t>
-      </w:r>
-    </w:p>
-    <w:p>
-      <w:pPr/>
-      <w:r>
-        <w:rPr>
-          <w:lang w:val="en_US" w:bidi="en_US"/>
-        </w:rPr>
-      </w:r>
-      <w:r>
-        <w:rPr>
-          <w:lang w:val="en_US" w:bidi="en_US"/>
-        </w:rPr>
-        <w:t>Their skin is like an oven and burnt up from the fever of famine.</w:t>
+        <w:t>What happened to the women and virgins in Zion and Judah?</w:t>
+      </w:r>
+    </w:p>
+    <w:p>
+      <w:pPr/>
+      <w:r>
+        <w:rPr>
+          <w:lang w:val="en_US" w:bidi="en_US"/>
+        </w:rPr>
+      </w:r>
+      <w:r>
+        <w:rPr>
+          <w:lang w:val="en_US" w:bidi="en_US"/>
+        </w:rPr>
+        <w:t>Women are raped in Zion and virgins in the cities of Judah.</w:t>
       </w:r>
       <w:r>
         <w:rPr>
@@ -5351,7 +5351,7 @@
         <w:rPr>
           <w:lang w:val="en_US" w:bidi="en_US"/>
         </w:rPr>
-        <w:t>Lamentations 5:11</w:t>
+        <w:t>Lamentations 5:12 (#1)</w:t>
       </w:r>
       <w:r>
         <w:rPr>
@@ -5371,21 +5371,21 @@
           <w:b/>
           <w:lang w:val="en_US" w:bidi="en_US"/>
         </w:rPr>
-        <w:t>What happened to the women and virgins?</w:t>
-      </w:r>
-    </w:p>
-    <w:p>
-      <w:pPr/>
-      <w:r>
-        <w:rPr>
-          <w:lang w:val="en_US" w:bidi="en_US"/>
-        </w:rPr>
-      </w:r>
-      <w:r>
-        <w:rPr>
-          <w:lang w:val="en_US" w:bidi="en_US"/>
-        </w:rPr>
-        <w:t>The women of Zion and the virgins of the cities of Judah were raped.</w:t>
+        <w:t>What happened to the princes and the elders?</w:t>
+      </w:r>
+    </w:p>
+    <w:p>
+      <w:pPr/>
+      <w:r>
+        <w:rPr>
+          <w:lang w:val="en_US" w:bidi="en_US"/>
+        </w:rPr>
+      </w:r>
+      <w:r>
+        <w:rPr>
+          <w:lang w:val="en_US" w:bidi="en_US"/>
+        </w:rPr>
+        <w:t>Princes are hung by their hands and the elders are shown no honor.</w:t>
       </w:r>
       <w:r>
         <w:rPr>
@@ -5414,7 +5414,7 @@
         <w:rPr>
           <w:lang w:val="en_US" w:bidi="en_US"/>
         </w:rPr>
-        <w:t>Lamentations 5:12</w:t>
+        <w:t>Lamentations 5:13 (#1)</w:t>
       </w:r>
       <w:r>
         <w:rPr>
@@ -5434,21 +5434,21 @@
           <w:b/>
           <w:lang w:val="en_US" w:bidi="en_US"/>
         </w:rPr>
-        <w:t>What happened to the princes and the elders?</w:t>
-      </w:r>
-    </w:p>
-    <w:p>
-      <w:pPr/>
-      <w:r>
-        <w:rPr>
-          <w:lang w:val="en_US" w:bidi="en_US"/>
-        </w:rPr>
-      </w:r>
-      <w:r>
-        <w:rPr>
-          <w:lang w:val="en_US" w:bidi="en_US"/>
-        </w:rPr>
-        <w:t>The princes were hung by their hands and the elders were not honored.</w:t>
+        <w:t>What happened to the young men and boys?</w:t>
+      </w:r>
+    </w:p>
+    <w:p>
+      <w:pPr/>
+      <w:r>
+        <w:rPr>
+          <w:lang w:val="en_US" w:bidi="en_US"/>
+        </w:rPr>
+      </w:r>
+      <w:r>
+        <w:rPr>
+          <w:lang w:val="en_US" w:bidi="en_US"/>
+        </w:rPr>
+        <w:t>The young men grind with millstones, and the boys stagger under heavy loads of wood.</w:t>
       </w:r>
       <w:r>
         <w:rPr>
@@ -5477,7 +5477,7 @@
         <w:rPr>
           <w:lang w:val="en_US" w:bidi="en_US"/>
         </w:rPr>
-        <w:t>Lamentations 5:13</w:t>
+        <w:t>Lamentations 5:14 (#1)</w:t>
       </w:r>
       <w:r>
         <w:rPr>
@@ -5497,21 +5497,21 @@
           <w:b/>
           <w:lang w:val="en_US" w:bidi="en_US"/>
         </w:rPr>
-        <w:t>What happened to the vigorous men and youthful men?</w:t>
-      </w:r>
-    </w:p>
-    <w:p>
-      <w:pPr/>
-      <w:r>
-        <w:rPr>
-          <w:lang w:val="en_US" w:bidi="en_US"/>
-        </w:rPr>
-      </w:r>
-      <w:r>
-        <w:rPr>
-          <w:lang w:val="en_US" w:bidi="en_US"/>
-        </w:rPr>
-        <w:t>The vigorous men were brought up to the grinding house and the youthful men staggered beneath logs.</w:t>
+        <w:t>What happened to the elders and the young men?</w:t>
+      </w:r>
+    </w:p>
+    <w:p>
+      <w:pPr/>
+      <w:r>
+        <w:rPr>
+          <w:lang w:val="en_US" w:bidi="en_US"/>
+        </w:rPr>
+      </w:r>
+      <w:r>
+        <w:rPr>
+          <w:lang w:val="en_US" w:bidi="en_US"/>
+        </w:rPr>
+        <w:t>The elders ceased from the gate and the young men from their songs.</w:t>
       </w:r>
       <w:r>
         <w:rPr>
@@ -5540,7 +5540,7 @@
         <w:rPr>
           <w:lang w:val="en_US" w:bidi="en_US"/>
         </w:rPr>
-        <w:t>Lamentations 5:14</w:t>
+        <w:t>Lamentations 5:15–16 (#1)</w:t>
       </w:r>
       <w:r>
         <w:rPr>
@@ -5560,21 +5560,21 @@
           <w:b/>
           <w:lang w:val="en_US" w:bidi="en_US"/>
         </w:rPr>
-        <w:t>What happened to the elders and the vigorous men?</w:t>
-      </w:r>
-    </w:p>
-    <w:p>
-      <w:pPr/>
-      <w:r>
-        <w:rPr>
-          <w:lang w:val="en_US" w:bidi="en_US"/>
-        </w:rPr>
-      </w:r>
-      <w:r>
-        <w:rPr>
-          <w:lang w:val="en_US" w:bidi="en_US"/>
-        </w:rPr>
-        <w:t>The elders were removed from the city gate and the vigorous men from their music.</w:t>
+        <w:t>How do they describe the joy of their heart, their dances, and their honor?</w:t>
+      </w:r>
+    </w:p>
+    <w:p>
+      <w:pPr/>
+      <w:r>
+        <w:rPr>
+          <w:lang w:val="en_US" w:bidi="en_US"/>
+        </w:rPr>
+      </w:r>
+      <w:r>
+        <w:rPr>
+          <w:lang w:val="en_US" w:bidi="en_US"/>
+        </w:rPr>
+        <w:t>Their joy has ceased, their dances have changed into mourning, and they have lost the honor they once had.</w:t>
       </w:r>
       <w:r>
         <w:rPr>
@@ -5603,7 +5603,7 @@
         <w:rPr>
           <w:lang w:val="en_US" w:bidi="en_US"/>
         </w:rPr>
-        <w:t>Lamentations 5:15–16</w:t>
+        <w:t>Lamentations 5:17 (#1)</w:t>
       </w:r>
       <w:r>
         <w:rPr>
@@ -5623,21 +5623,21 @@
           <w:b/>
           <w:lang w:val="en_US" w:bidi="en_US"/>
         </w:rPr>
-        <w:t>How do they describe the joy of their heart, their dances, and their crown?</w:t>
-      </w:r>
-    </w:p>
-    <w:p>
-      <w:pPr/>
-      <w:r>
-        <w:rPr>
-          <w:lang w:val="en_US" w:bidi="en_US"/>
-        </w:rPr>
-      </w:r>
-      <w:r>
-        <w:rPr>
-          <w:lang w:val="en_US" w:bidi="en_US"/>
-        </w:rPr>
-        <w:t>Their joy has ceased, their dances have changed into mourning, and the crown has fallen from their head.</w:t>
+        <w:t>What do they say about their hearts and eyes?</w:t>
+      </w:r>
+    </w:p>
+    <w:p>
+      <w:pPr/>
+      <w:r>
+        <w:rPr>
+          <w:lang w:val="en_US" w:bidi="en_US"/>
+        </w:rPr>
+      </w:r>
+      <w:r>
+        <w:rPr>
+          <w:lang w:val="en_US" w:bidi="en_US"/>
+        </w:rPr>
+        <w:t>Their hearts have become sick, and their eyes have grown dim because of their tears.</w:t>
       </w:r>
       <w:r>
         <w:rPr>
@@ -5666,7 +5666,7 @@
         <w:rPr>
           <w:lang w:val="en_US" w:bidi="en_US"/>
         </w:rPr>
-        <w:t>Lamentations 5:17</w:t>
+        <w:t>Lamentations 5:18 (#1)</w:t>
       </w:r>
       <w:r>
         <w:rPr>
@@ -5686,21 +5686,21 @@
           <w:b/>
           <w:lang w:val="en_US" w:bidi="en_US"/>
         </w:rPr>
-        <w:t>What do they say about their hearts and eyes?</w:t>
-      </w:r>
-    </w:p>
-    <w:p>
-      <w:pPr/>
-      <w:r>
-        <w:rPr>
-          <w:lang w:val="en_US" w:bidi="en_US"/>
-        </w:rPr>
-      </w:r>
-      <w:r>
-        <w:rPr>
-          <w:lang w:val="en_US" w:bidi="en_US"/>
-        </w:rPr>
-        <w:t>Their hearts have become sick and their eyes have grown dim.</w:t>
+        <w:t>What does the writer say has happened to Mount Zion?</w:t>
+      </w:r>
+    </w:p>
+    <w:p>
+      <w:pPr/>
+      <w:r>
+        <w:rPr>
+          <w:lang w:val="en_US" w:bidi="en_US"/>
+        </w:rPr>
+      </w:r>
+      <w:r>
+        <w:rPr>
+          <w:lang w:val="en_US" w:bidi="en_US"/>
+        </w:rPr>
+        <w:t>Mount Zion is desolate and foxes roam over it.</w:t>
       </w:r>
       <w:r>
         <w:rPr>
@@ -5729,7 +5729,7 @@
         <w:rPr>
           <w:lang w:val="en_US" w:bidi="en_US"/>
         </w:rPr>
-        <w:t>Lamentations 5:19</w:t>
+        <w:t>Lamentations 5:19 (#1)</w:t>
       </w:r>
       <w:r>
         <w:rPr>
@@ -5792,7 +5792,7 @@
         <w:rPr>
           <w:lang w:val="en_US" w:bidi="en_US"/>
         </w:rPr>
-        <w:t>Lamentations 5:20–21</w:t>
+        <w:t>Lamentations 5:20–21 (#1)</w:t>
       </w:r>
       <w:r>
         <w:rPr>
@@ -5826,7 +5826,70 @@
         <w:rPr>
           <w:lang w:val="en_US" w:bidi="en_US"/>
         </w:rPr>
-        <w:t>They ask Yahweh whether he is forgetting them forever, and if he will turn them back to him.</w:t>
+        <w:t>They ask Yahweh whether he is forgetting them for so long, and if he will turn them back to himself.</w:t>
+      </w:r>
+      <w:r>
+        <w:rPr>
+          <w:lang w:val="en_US" w:bidi="en_US"/>
+        </w:rPr>
+      </w:r>
+      <w:r>
+        <w:rPr>
+          <w:lang w:val="en_US" w:bidi="en_US"/>
+        </w:rPr>
+      </w:r>
+    </w:p>
+    <w:p>
+      <w:pPr/>
+      <w:r>
+        <w:rPr>
+          <w:lang w:val="en_US" w:bidi="en_US"/>
+        </w:rPr>
+      </w:r>
+    </w:p>
+    <w:p>
+      <w:pPr>
+        <w:pStyle w:val="Heading2"/>
+      </w:pPr>
+      <w:r>
+        <w:rPr>
+          <w:lang w:val="en_US" w:bidi="en_US"/>
+        </w:rPr>
+        <w:t>Lamentations 5:22 (#1)</w:t>
+      </w:r>
+      <w:r>
+        <w:rPr>
+          <w:lang w:val="en_US" w:bidi="en_US"/>
+        </w:rPr>
+      </w:r>
+    </w:p>
+    <w:p>
+      <w:pPr/>
+      <w:r>
+        <w:rPr>
+          <w:lang w:val="en_US" w:bidi="en_US"/>
+        </w:rPr>
+      </w:r>
+      <w:r>
+        <w:rPr>
+          <w:b/>
+          <w:lang w:val="en_US" w:bidi="en_US"/>
+        </w:rPr>
+        <w:t>What does the writer fear Yahweh may have done?</w:t>
+      </w:r>
+    </w:p>
+    <w:p>
+      <w:pPr/>
+      <w:r>
+        <w:rPr>
+          <w:lang w:val="en_US" w:bidi="en_US"/>
+        </w:rPr>
+      </w:r>
+      <w:r>
+        <w:rPr>
+          <w:lang w:val="en_US" w:bidi="en_US"/>
+        </w:rPr>
+        <w:t>He fears Yahweh may have utterly rejected them and may be angry with them beyond measure.</w:t>
       </w:r>
       <w:r>
         <w:rPr>
